--- a/docs/tables/carbo/sec8_lm_d365.docx
+++ b/docs/tables/carbo/sec8_lm_d365.docx
@@ -20,7 +20,7 @@
         <w:gridCol w:w="2624"/>
         <w:gridCol w:w="778"/>
         <w:gridCol w:w="912"/>
-        <w:gridCol w:w="1536"/>
+        <w:gridCol w:w="1463"/>
         <w:gridCol w:w="1181"/>
         <w:gridCol w:w="778"/>
         <w:gridCol w:w="912"/>
@@ -2043,113 +2043,113 @@
                 <w:szCs w:val="22"/>
                 <w:color w:val="000000"/>
               </w:rPr>
-              <w:t xml:space="preserve">-3.7</w:t>
-            </w:r>
-          </w:p>
-        </w:tc>
-        <w:tc>
-          <w:tcPr>
-            <w:tcBorders>
-              <w:bottom w:val="none" w:sz="0" w:space="0" w:color="000000"/>
-              <w:top w:val="none" w:sz="0" w:space="0" w:color="000000"/>
-              <w:left w:val="none" w:sz="0" w:space="0" w:color="000000"/>
-              <w:right w:val="none" w:sz="0" w:space="0" w:color="000000"/>
-            </w:tcBorders>
-            <w:shd w:val="clear" w:color="auto" w:fill="FFFFFF"/>
-            <w:tcMar>
-              <w:top w:w="0" w:type="dxa"/>
-              <w:bottom w:w="0" w:type="dxa"/>
-              <w:left w:w="0" w:type="dxa"/>
-              <w:right w:w="0" w:type="dxa"/>
-            </w:tcMar>
-            <w:vAlign w:val="top"/>
-          </w:tcPr>
-          <w:p>
-            <w:pPr>
-              <w:pStyle w:val="Normal"/>
-              <w:jc w:val="center"/>
-              <w:pBdr>
-                <w:bottom w:val="none" w:sz="0" w:space="0" w:color="000000"/>
-                <w:top w:val="none" w:sz="0" w:space="0" w:color="000000"/>
-                <w:left w:val="none" w:sz="0" w:space="0" w:color="000000"/>
-                <w:right w:val="none" w:sz="0" w:space="0" w:color="000000"/>
-              </w:pBdr>
-              <w:spacing w:after="100" w:before="100" w:line="240"/>
-              <w:ind w:left="100" w:right="100" w:firstLine="0" w:firstLineChars="0"/>
-              <w:rPr>
-                <w:rFonts w:ascii="Helvetica" w:hAnsi="Helvetica" w:eastAsia="Helvetica" w:cs="Helvetica"/>
-                <w:i w:val="false"/>
-                <w:b w:val="false"/>
-                <w:u w:val="none"/>
-                <w:sz w:val="22"/>
-                <w:szCs w:val="22"/>
-                <w:color w:val="000000"/>
-              </w:rPr>
-            </w:pPr>
-            <w:r>
-              <w:rPr>
-                <w:rFonts w:ascii="Helvetica" w:hAnsi="Helvetica" w:eastAsia="Helvetica" w:cs="Helvetica"/>
-                <w:i w:val="false"/>
-                <w:b w:val="false"/>
-                <w:u w:val="none"/>
-                <w:sz w:val="22"/>
-                <w:szCs w:val="22"/>
-                <w:color w:val="000000"/>
-              </w:rPr>
-              <w:t xml:space="preserve">-9.4, 2.0</w:t>
-            </w:r>
-          </w:p>
-        </w:tc>
-        <w:tc>
-          <w:tcPr>
-            <w:tcBorders>
-              <w:bottom w:val="none" w:sz="0" w:space="0" w:color="000000"/>
-              <w:top w:val="none" w:sz="0" w:space="0" w:color="000000"/>
-              <w:left w:val="none" w:sz="0" w:space="0" w:color="000000"/>
-              <w:right w:val="none" w:sz="0" w:space="0" w:color="000000"/>
-            </w:tcBorders>
-            <w:shd w:val="clear" w:color="auto" w:fill="FFFFFF"/>
-            <w:tcMar>
-              <w:top w:w="0" w:type="dxa"/>
-              <w:bottom w:w="0" w:type="dxa"/>
-              <w:left w:w="0" w:type="dxa"/>
-              <w:right w:w="0" w:type="dxa"/>
-            </w:tcMar>
-            <w:vAlign w:val="top"/>
-          </w:tcPr>
-          <w:p>
-            <w:pPr>
-              <w:pStyle w:val="Normal"/>
-              <w:jc w:val="center"/>
-              <w:pBdr>
-                <w:bottom w:val="none" w:sz="0" w:space="0" w:color="000000"/>
-                <w:top w:val="none" w:sz="0" w:space="0" w:color="000000"/>
-                <w:left w:val="none" w:sz="0" w:space="0" w:color="000000"/>
-                <w:right w:val="none" w:sz="0" w:space="0" w:color="000000"/>
-              </w:pBdr>
-              <w:spacing w:after="100" w:before="100" w:line="240"/>
-              <w:ind w:left="100" w:right="100" w:firstLine="0" w:firstLineChars="0"/>
-              <w:rPr>
-                <w:rFonts w:ascii="Helvetica" w:hAnsi="Helvetica" w:eastAsia="Helvetica" w:cs="Helvetica"/>
-                <w:i w:val="false"/>
-                <w:b w:val="false"/>
-                <w:u w:val="none"/>
-                <w:sz w:val="22"/>
-                <w:szCs w:val="22"/>
-                <w:color w:val="000000"/>
-              </w:rPr>
-            </w:pPr>
-            <w:r>
-              <w:rPr>
-                <w:rFonts w:ascii="Helvetica" w:hAnsi="Helvetica" w:eastAsia="Helvetica" w:cs="Helvetica"/>
-                <w:i w:val="false"/>
-                <w:b w:val="false"/>
-                <w:u w:val="none"/>
-                <w:sz w:val="22"/>
-                <w:szCs w:val="22"/>
-                <w:color w:val="000000"/>
-              </w:rPr>
-              <w:t xml:space="preserve">0.204</w:t>
+              <w:t xml:space="preserve">-6.0</w:t>
+            </w:r>
+          </w:p>
+        </w:tc>
+        <w:tc>
+          <w:tcPr>
+            <w:tcBorders>
+              <w:bottom w:val="none" w:sz="0" w:space="0" w:color="000000"/>
+              <w:top w:val="none" w:sz="0" w:space="0" w:color="000000"/>
+              <w:left w:val="none" w:sz="0" w:space="0" w:color="000000"/>
+              <w:right w:val="none" w:sz="0" w:space="0" w:color="000000"/>
+            </w:tcBorders>
+            <w:shd w:val="clear" w:color="auto" w:fill="FFFFFF"/>
+            <w:tcMar>
+              <w:top w:w="0" w:type="dxa"/>
+              <w:bottom w:w="0" w:type="dxa"/>
+              <w:left w:w="0" w:type="dxa"/>
+              <w:right w:w="0" w:type="dxa"/>
+            </w:tcMar>
+            <w:vAlign w:val="top"/>
+          </w:tcPr>
+          <w:p>
+            <w:pPr>
+              <w:pStyle w:val="Normal"/>
+              <w:jc w:val="center"/>
+              <w:pBdr>
+                <w:bottom w:val="none" w:sz="0" w:space="0" w:color="000000"/>
+                <w:top w:val="none" w:sz="0" w:space="0" w:color="000000"/>
+                <w:left w:val="none" w:sz="0" w:space="0" w:color="000000"/>
+                <w:right w:val="none" w:sz="0" w:space="0" w:color="000000"/>
+              </w:pBdr>
+              <w:spacing w:after="100" w:before="100" w:line="240"/>
+              <w:ind w:left="100" w:right="100" w:firstLine="0" w:firstLineChars="0"/>
+              <w:rPr>
+                <w:rFonts w:ascii="Helvetica" w:hAnsi="Helvetica" w:eastAsia="Helvetica" w:cs="Helvetica"/>
+                <w:i w:val="false"/>
+                <w:b w:val="false"/>
+                <w:u w:val="none"/>
+                <w:sz w:val="22"/>
+                <w:szCs w:val="22"/>
+                <w:color w:val="000000"/>
+              </w:rPr>
+            </w:pPr>
+            <w:r>
+              <w:rPr>
+                <w:rFonts w:ascii="Helvetica" w:hAnsi="Helvetica" w:eastAsia="Helvetica" w:cs="Helvetica"/>
+                <w:i w:val="false"/>
+                <w:b w:val="false"/>
+                <w:u w:val="none"/>
+                <w:sz w:val="22"/>
+                <w:szCs w:val="22"/>
+                <w:color w:val="000000"/>
+              </w:rPr>
+              <w:t xml:space="preserve">-12, -0.25</w:t>
+            </w:r>
+          </w:p>
+        </w:tc>
+        <w:tc>
+          <w:tcPr>
+            <w:tcBorders>
+              <w:bottom w:val="none" w:sz="0" w:space="0" w:color="000000"/>
+              <w:top w:val="none" w:sz="0" w:space="0" w:color="000000"/>
+              <w:left w:val="none" w:sz="0" w:space="0" w:color="000000"/>
+              <w:right w:val="none" w:sz="0" w:space="0" w:color="000000"/>
+            </w:tcBorders>
+            <w:shd w:val="clear" w:color="auto" w:fill="FFFFFF"/>
+            <w:tcMar>
+              <w:top w:w="0" w:type="dxa"/>
+              <w:bottom w:w="0" w:type="dxa"/>
+              <w:left w:w="0" w:type="dxa"/>
+              <w:right w:w="0" w:type="dxa"/>
+            </w:tcMar>
+            <w:vAlign w:val="top"/>
+          </w:tcPr>
+          <w:p>
+            <w:pPr>
+              <w:pStyle w:val="Normal"/>
+              <w:jc w:val="center"/>
+              <w:pBdr>
+                <w:bottom w:val="none" w:sz="0" w:space="0" w:color="000000"/>
+                <w:top w:val="none" w:sz="0" w:space="0" w:color="000000"/>
+                <w:left w:val="none" w:sz="0" w:space="0" w:color="000000"/>
+                <w:right w:val="none" w:sz="0" w:space="0" w:color="000000"/>
+              </w:pBdr>
+              <w:spacing w:after="100" w:before="100" w:line="240"/>
+              <w:ind w:left="100" w:right="100" w:firstLine="0" w:firstLineChars="0"/>
+              <w:rPr>
+                <w:rFonts w:ascii="Helvetica" w:hAnsi="Helvetica" w:eastAsia="Helvetica" w:cs="Helvetica"/>
+                <w:i w:val="false"/>
+                <w:b w:val="false"/>
+                <w:u w:val="none"/>
+                <w:sz w:val="22"/>
+                <w:szCs w:val="22"/>
+                <w:color w:val="000000"/>
+              </w:rPr>
+            </w:pPr>
+            <w:r>
+              <w:rPr>
+                <w:rFonts w:ascii="Helvetica" w:hAnsi="Helvetica" w:eastAsia="Helvetica" w:cs="Helvetica"/>
+                <w:i w:val="false"/>
+                <w:b w:val="false"/>
+                <w:u w:val="none"/>
+                <w:sz w:val="22"/>
+                <w:szCs w:val="22"/>
+                <w:color w:val="000000"/>
+              </w:rPr>
+              <w:t xml:space="preserve">0.041</w:t>
             </w:r>
           </w:p>
         </w:tc>
@@ -2526,113 +2526,113 @@
                 <w:szCs w:val="22"/>
                 <w:color w:val="000000"/>
               </w:rPr>
-              <w:t xml:space="preserve">-0.06</w:t>
-            </w:r>
-          </w:p>
-        </w:tc>
-        <w:tc>
-          <w:tcPr>
-            <w:tcBorders>
-              <w:bottom w:val="none" w:sz="0" w:space="0" w:color="000000"/>
-              <w:top w:val="none" w:sz="0" w:space="0" w:color="000000"/>
-              <w:left w:val="none" w:sz="0" w:space="0" w:color="000000"/>
-              <w:right w:val="none" w:sz="0" w:space="0" w:color="000000"/>
-            </w:tcBorders>
-            <w:shd w:val="clear" w:color="auto" w:fill="FFFFFF"/>
-            <w:tcMar>
-              <w:top w:w="0" w:type="dxa"/>
-              <w:bottom w:w="0" w:type="dxa"/>
-              <w:left w:w="0" w:type="dxa"/>
-              <w:right w:w="0" w:type="dxa"/>
-            </w:tcMar>
-            <w:vAlign w:val="top"/>
-          </w:tcPr>
-          <w:p>
-            <w:pPr>
-              <w:pStyle w:val="Normal"/>
-              <w:jc w:val="center"/>
-              <w:pBdr>
-                <w:bottom w:val="none" w:sz="0" w:space="0" w:color="000000"/>
-                <w:top w:val="none" w:sz="0" w:space="0" w:color="000000"/>
-                <w:left w:val="none" w:sz="0" w:space="0" w:color="000000"/>
-                <w:right w:val="none" w:sz="0" w:space="0" w:color="000000"/>
-              </w:pBdr>
-              <w:spacing w:after="100" w:before="100" w:line="240"/>
-              <w:ind w:left="100" w:right="100" w:firstLine="0" w:firstLineChars="0"/>
-              <w:rPr>
-                <w:rFonts w:ascii="Helvetica" w:hAnsi="Helvetica" w:eastAsia="Helvetica" w:cs="Helvetica"/>
-                <w:i w:val="false"/>
-                <w:b w:val="false"/>
-                <w:u w:val="none"/>
-                <w:sz w:val="22"/>
-                <w:szCs w:val="22"/>
-                <w:color w:val="000000"/>
-              </w:rPr>
-            </w:pPr>
-            <w:r>
-              <w:rPr>
-                <w:rFonts w:ascii="Helvetica" w:hAnsi="Helvetica" w:eastAsia="Helvetica" w:cs="Helvetica"/>
-                <w:i w:val="false"/>
-                <w:b w:val="false"/>
-                <w:u w:val="none"/>
-                <w:sz w:val="22"/>
-                <w:szCs w:val="22"/>
-                <w:color w:val="000000"/>
-              </w:rPr>
-              <w:t xml:space="preserve">-0.37, 0.25</w:t>
-            </w:r>
-          </w:p>
-        </w:tc>
-        <w:tc>
-          <w:tcPr>
-            <w:tcBorders>
-              <w:bottom w:val="none" w:sz="0" w:space="0" w:color="000000"/>
-              <w:top w:val="none" w:sz="0" w:space="0" w:color="000000"/>
-              <w:left w:val="none" w:sz="0" w:space="0" w:color="000000"/>
-              <w:right w:val="none" w:sz="0" w:space="0" w:color="000000"/>
-            </w:tcBorders>
-            <w:shd w:val="clear" w:color="auto" w:fill="FFFFFF"/>
-            <w:tcMar>
-              <w:top w:w="0" w:type="dxa"/>
-              <w:bottom w:w="0" w:type="dxa"/>
-              <w:left w:w="0" w:type="dxa"/>
-              <w:right w:w="0" w:type="dxa"/>
-            </w:tcMar>
-            <w:vAlign w:val="top"/>
-          </w:tcPr>
-          <w:p>
-            <w:pPr>
-              <w:pStyle w:val="Normal"/>
-              <w:jc w:val="center"/>
-              <w:pBdr>
-                <w:bottom w:val="none" w:sz="0" w:space="0" w:color="000000"/>
-                <w:top w:val="none" w:sz="0" w:space="0" w:color="000000"/>
-                <w:left w:val="none" w:sz="0" w:space="0" w:color="000000"/>
-                <w:right w:val="none" w:sz="0" w:space="0" w:color="000000"/>
-              </w:pBdr>
-              <w:spacing w:after="100" w:before="100" w:line="240"/>
-              <w:ind w:left="100" w:right="100" w:firstLine="0" w:firstLineChars="0"/>
-              <w:rPr>
-                <w:rFonts w:ascii="Helvetica" w:hAnsi="Helvetica" w:eastAsia="Helvetica" w:cs="Helvetica"/>
-                <w:i w:val="false"/>
-                <w:b w:val="false"/>
-                <w:u w:val="none"/>
-                <w:sz w:val="22"/>
-                <w:szCs w:val="22"/>
-                <w:color w:val="000000"/>
-              </w:rPr>
-            </w:pPr>
-            <w:r>
-              <w:rPr>
-                <w:rFonts w:ascii="Helvetica" w:hAnsi="Helvetica" w:eastAsia="Helvetica" w:cs="Helvetica"/>
-                <w:i w:val="false"/>
-                <w:b w:val="false"/>
-                <w:u w:val="none"/>
-                <w:sz w:val="22"/>
-                <w:szCs w:val="22"/>
-                <w:color w:val="000000"/>
-              </w:rPr>
-              <w:t xml:space="preserve">0.704</w:t>
+              <w:t xml:space="preserve">0.02</w:t>
+            </w:r>
+          </w:p>
+        </w:tc>
+        <w:tc>
+          <w:tcPr>
+            <w:tcBorders>
+              <w:bottom w:val="none" w:sz="0" w:space="0" w:color="000000"/>
+              <w:top w:val="none" w:sz="0" w:space="0" w:color="000000"/>
+              <w:left w:val="none" w:sz="0" w:space="0" w:color="000000"/>
+              <w:right w:val="none" w:sz="0" w:space="0" w:color="000000"/>
+            </w:tcBorders>
+            <w:shd w:val="clear" w:color="auto" w:fill="FFFFFF"/>
+            <w:tcMar>
+              <w:top w:w="0" w:type="dxa"/>
+              <w:bottom w:w="0" w:type="dxa"/>
+              <w:left w:w="0" w:type="dxa"/>
+              <w:right w:w="0" w:type="dxa"/>
+            </w:tcMar>
+            <w:vAlign w:val="top"/>
+          </w:tcPr>
+          <w:p>
+            <w:pPr>
+              <w:pStyle w:val="Normal"/>
+              <w:jc w:val="center"/>
+              <w:pBdr>
+                <w:bottom w:val="none" w:sz="0" w:space="0" w:color="000000"/>
+                <w:top w:val="none" w:sz="0" w:space="0" w:color="000000"/>
+                <w:left w:val="none" w:sz="0" w:space="0" w:color="000000"/>
+                <w:right w:val="none" w:sz="0" w:space="0" w:color="000000"/>
+              </w:pBdr>
+              <w:spacing w:after="100" w:before="100" w:line="240"/>
+              <w:ind w:left="100" w:right="100" w:firstLine="0" w:firstLineChars="0"/>
+              <w:rPr>
+                <w:rFonts w:ascii="Helvetica" w:hAnsi="Helvetica" w:eastAsia="Helvetica" w:cs="Helvetica"/>
+                <w:i w:val="false"/>
+                <w:b w:val="false"/>
+                <w:u w:val="none"/>
+                <w:sz w:val="22"/>
+                <w:szCs w:val="22"/>
+                <w:color w:val="000000"/>
+              </w:rPr>
+            </w:pPr>
+            <w:r>
+              <w:rPr>
+                <w:rFonts w:ascii="Helvetica" w:hAnsi="Helvetica" w:eastAsia="Helvetica" w:cs="Helvetica"/>
+                <w:i w:val="false"/>
+                <w:b w:val="false"/>
+                <w:u w:val="none"/>
+                <w:sz w:val="22"/>
+                <w:szCs w:val="22"/>
+                <w:color w:val="000000"/>
+              </w:rPr>
+              <w:t xml:space="preserve">-0.26, 0.29</w:t>
+            </w:r>
+          </w:p>
+        </w:tc>
+        <w:tc>
+          <w:tcPr>
+            <w:tcBorders>
+              <w:bottom w:val="none" w:sz="0" w:space="0" w:color="000000"/>
+              <w:top w:val="none" w:sz="0" w:space="0" w:color="000000"/>
+              <w:left w:val="none" w:sz="0" w:space="0" w:color="000000"/>
+              <w:right w:val="none" w:sz="0" w:space="0" w:color="000000"/>
+            </w:tcBorders>
+            <w:shd w:val="clear" w:color="auto" w:fill="FFFFFF"/>
+            <w:tcMar>
+              <w:top w:w="0" w:type="dxa"/>
+              <w:bottom w:w="0" w:type="dxa"/>
+              <w:left w:w="0" w:type="dxa"/>
+              <w:right w:w="0" w:type="dxa"/>
+            </w:tcMar>
+            <w:vAlign w:val="top"/>
+          </w:tcPr>
+          <w:p>
+            <w:pPr>
+              <w:pStyle w:val="Normal"/>
+              <w:jc w:val="center"/>
+              <w:pBdr>
+                <w:bottom w:val="none" w:sz="0" w:space="0" w:color="000000"/>
+                <w:top w:val="none" w:sz="0" w:space="0" w:color="000000"/>
+                <w:left w:val="none" w:sz="0" w:space="0" w:color="000000"/>
+                <w:right w:val="none" w:sz="0" w:space="0" w:color="000000"/>
+              </w:pBdr>
+              <w:spacing w:after="100" w:before="100" w:line="240"/>
+              <w:ind w:left="100" w:right="100" w:firstLine="0" w:firstLineChars="0"/>
+              <w:rPr>
+                <w:rFonts w:ascii="Helvetica" w:hAnsi="Helvetica" w:eastAsia="Helvetica" w:cs="Helvetica"/>
+                <w:i w:val="false"/>
+                <w:b w:val="false"/>
+                <w:u w:val="none"/>
+                <w:sz w:val="22"/>
+                <w:szCs w:val="22"/>
+                <w:color w:val="000000"/>
+              </w:rPr>
+            </w:pPr>
+            <w:r>
+              <w:rPr>
+                <w:rFonts w:ascii="Helvetica" w:hAnsi="Helvetica" w:eastAsia="Helvetica" w:cs="Helvetica"/>
+                <w:i w:val="false"/>
+                <w:b w:val="false"/>
+                <w:u w:val="none"/>
+                <w:sz w:val="22"/>
+                <w:szCs w:val="22"/>
+                <w:color w:val="000000"/>
+              </w:rPr>
+              <w:t xml:space="preserve">0.900</w:t>
             </w:r>
           </w:p>
         </w:tc>
@@ -4028,60 +4028,60 @@
                 <w:szCs w:val="22"/>
                 <w:color w:val="000000"/>
               </w:rPr>
-              <w:t xml:space="preserve">-22, 0.38</w:t>
-            </w:r>
-          </w:p>
-        </w:tc>
-        <w:tc>
-          <w:tcPr>
-            <w:tcBorders>
-              <w:bottom w:val="none" w:sz="0" w:space="0" w:color="000000"/>
-              <w:top w:val="none" w:sz="0" w:space="0" w:color="000000"/>
-              <w:left w:val="none" w:sz="0" w:space="0" w:color="000000"/>
-              <w:right w:val="none" w:sz="0" w:space="0" w:color="000000"/>
-            </w:tcBorders>
-            <w:shd w:val="clear" w:color="auto" w:fill="FFFFFF"/>
-            <w:tcMar>
-              <w:top w:w="0" w:type="dxa"/>
-              <w:bottom w:w="0" w:type="dxa"/>
-              <w:left w:w="0" w:type="dxa"/>
-              <w:right w:w="0" w:type="dxa"/>
-            </w:tcMar>
-            <w:vAlign w:val="top"/>
-          </w:tcPr>
-          <w:p>
-            <w:pPr>
-              <w:pStyle w:val="Normal"/>
-              <w:jc w:val="center"/>
-              <w:pBdr>
-                <w:bottom w:val="none" w:sz="0" w:space="0" w:color="000000"/>
-                <w:top w:val="none" w:sz="0" w:space="0" w:color="000000"/>
-                <w:left w:val="none" w:sz="0" w:space="0" w:color="000000"/>
-                <w:right w:val="none" w:sz="0" w:space="0" w:color="000000"/>
-              </w:pBdr>
-              <w:spacing w:after="100" w:before="100" w:line="240"/>
-              <w:ind w:left="100" w:right="100" w:firstLine="0" w:firstLineChars="0"/>
-              <w:rPr>
-                <w:rFonts w:ascii="Helvetica" w:hAnsi="Helvetica" w:eastAsia="Helvetica" w:cs="Helvetica"/>
-                <w:i w:val="false"/>
-                <w:b w:val="false"/>
-                <w:u w:val="none"/>
-                <w:sz w:val="22"/>
-                <w:szCs w:val="22"/>
-                <w:color w:val="000000"/>
-              </w:rPr>
-            </w:pPr>
-            <w:r>
-              <w:rPr>
-                <w:rFonts w:ascii="Helvetica" w:hAnsi="Helvetica" w:eastAsia="Helvetica" w:cs="Helvetica"/>
-                <w:i w:val="false"/>
-                <w:b w:val="false"/>
-                <w:u w:val="none"/>
-                <w:sz w:val="22"/>
-                <w:szCs w:val="22"/>
-                <w:color w:val="000000"/>
-              </w:rPr>
-              <w:t xml:space="preserve">0.058</w:t>
+              <w:t xml:space="preserve">-22, -0.34</w:t>
+            </w:r>
+          </w:p>
+        </w:tc>
+        <w:tc>
+          <w:tcPr>
+            <w:tcBorders>
+              <w:bottom w:val="none" w:sz="0" w:space="0" w:color="000000"/>
+              <w:top w:val="none" w:sz="0" w:space="0" w:color="000000"/>
+              <w:left w:val="none" w:sz="0" w:space="0" w:color="000000"/>
+              <w:right w:val="none" w:sz="0" w:space="0" w:color="000000"/>
+            </w:tcBorders>
+            <w:shd w:val="clear" w:color="auto" w:fill="FFFFFF"/>
+            <w:tcMar>
+              <w:top w:w="0" w:type="dxa"/>
+              <w:bottom w:w="0" w:type="dxa"/>
+              <w:left w:w="0" w:type="dxa"/>
+              <w:right w:w="0" w:type="dxa"/>
+            </w:tcMar>
+            <w:vAlign w:val="top"/>
+          </w:tcPr>
+          <w:p>
+            <w:pPr>
+              <w:pStyle w:val="Normal"/>
+              <w:jc w:val="center"/>
+              <w:pBdr>
+                <w:bottom w:val="none" w:sz="0" w:space="0" w:color="000000"/>
+                <w:top w:val="none" w:sz="0" w:space="0" w:color="000000"/>
+                <w:left w:val="none" w:sz="0" w:space="0" w:color="000000"/>
+                <w:right w:val="none" w:sz="0" w:space="0" w:color="000000"/>
+              </w:pBdr>
+              <w:spacing w:after="100" w:before="100" w:line="240"/>
+              <w:ind w:left="100" w:right="100" w:firstLine="0" w:firstLineChars="0"/>
+              <w:rPr>
+                <w:rFonts w:ascii="Helvetica" w:hAnsi="Helvetica" w:eastAsia="Helvetica" w:cs="Helvetica"/>
+                <w:i w:val="false"/>
+                <w:b w:val="false"/>
+                <w:u w:val="none"/>
+                <w:sz w:val="22"/>
+                <w:szCs w:val="22"/>
+                <w:color w:val="000000"/>
+              </w:rPr>
+            </w:pPr>
+            <w:r>
+              <w:rPr>
+                <w:rFonts w:ascii="Helvetica" w:hAnsi="Helvetica" w:eastAsia="Helvetica" w:cs="Helvetica"/>
+                <w:i w:val="false"/>
+                <w:b w:val="false"/>
+                <w:u w:val="none"/>
+                <w:sz w:val="22"/>
+                <w:szCs w:val="22"/>
+                <w:color w:val="000000"/>
+              </w:rPr>
+              <w:t xml:space="preserve">0.043</w:t>
             </w:r>
           </w:p>
         </w:tc>
@@ -4458,113 +4458,113 @@
                 <w:szCs w:val="22"/>
                 <w:color w:val="000000"/>
               </w:rPr>
-              <w:t xml:space="preserve">0.38</w:t>
-            </w:r>
-          </w:p>
-        </w:tc>
-        <w:tc>
-          <w:tcPr>
-            <w:tcBorders>
-              <w:bottom w:val="none" w:sz="0" w:space="0" w:color="000000"/>
-              <w:top w:val="none" w:sz="0" w:space="0" w:color="000000"/>
-              <w:left w:val="none" w:sz="0" w:space="0" w:color="000000"/>
-              <w:right w:val="none" w:sz="0" w:space="0" w:color="000000"/>
-            </w:tcBorders>
-            <w:shd w:val="clear" w:color="auto" w:fill="FFFFFF"/>
-            <w:tcMar>
-              <w:top w:w="0" w:type="dxa"/>
-              <w:bottom w:w="0" w:type="dxa"/>
-              <w:left w:w="0" w:type="dxa"/>
-              <w:right w:w="0" w:type="dxa"/>
-            </w:tcMar>
-            <w:vAlign w:val="top"/>
-          </w:tcPr>
-          <w:p>
-            <w:pPr>
-              <w:pStyle w:val="Normal"/>
-              <w:jc w:val="center"/>
-              <w:pBdr>
-                <w:bottom w:val="none" w:sz="0" w:space="0" w:color="000000"/>
-                <w:top w:val="none" w:sz="0" w:space="0" w:color="000000"/>
-                <w:left w:val="none" w:sz="0" w:space="0" w:color="000000"/>
-                <w:right w:val="none" w:sz="0" w:space="0" w:color="000000"/>
-              </w:pBdr>
-              <w:spacing w:after="100" w:before="100" w:line="240"/>
-              <w:ind w:left="100" w:right="100" w:firstLine="0" w:firstLineChars="0"/>
-              <w:rPr>
-                <w:rFonts w:ascii="Helvetica" w:hAnsi="Helvetica" w:eastAsia="Helvetica" w:cs="Helvetica"/>
-                <w:i w:val="false"/>
-                <w:b w:val="false"/>
-                <w:u w:val="none"/>
-                <w:sz w:val="22"/>
-                <w:szCs w:val="22"/>
-                <w:color w:val="000000"/>
-              </w:rPr>
-            </w:pPr>
-            <w:r>
-              <w:rPr>
-                <w:rFonts w:ascii="Helvetica" w:hAnsi="Helvetica" w:eastAsia="Helvetica" w:cs="Helvetica"/>
-                <w:i w:val="false"/>
-                <w:b w:val="false"/>
-                <w:u w:val="none"/>
-                <w:sz w:val="22"/>
-                <w:szCs w:val="22"/>
-                <w:color w:val="000000"/>
-              </w:rPr>
-              <w:t xml:space="preserve">-0.66, 1.4</w:t>
-            </w:r>
-          </w:p>
-        </w:tc>
-        <w:tc>
-          <w:tcPr>
-            <w:tcBorders>
-              <w:bottom w:val="none" w:sz="0" w:space="0" w:color="000000"/>
-              <w:top w:val="none" w:sz="0" w:space="0" w:color="000000"/>
-              <w:left w:val="none" w:sz="0" w:space="0" w:color="000000"/>
-              <w:right w:val="none" w:sz="0" w:space="0" w:color="000000"/>
-            </w:tcBorders>
-            <w:shd w:val="clear" w:color="auto" w:fill="FFFFFF"/>
-            <w:tcMar>
-              <w:top w:w="0" w:type="dxa"/>
-              <w:bottom w:w="0" w:type="dxa"/>
-              <w:left w:w="0" w:type="dxa"/>
-              <w:right w:w="0" w:type="dxa"/>
-            </w:tcMar>
-            <w:vAlign w:val="top"/>
-          </w:tcPr>
-          <w:p>
-            <w:pPr>
-              <w:pStyle w:val="Normal"/>
-              <w:jc w:val="center"/>
-              <w:pBdr>
-                <w:bottom w:val="none" w:sz="0" w:space="0" w:color="000000"/>
-                <w:top w:val="none" w:sz="0" w:space="0" w:color="000000"/>
-                <w:left w:val="none" w:sz="0" w:space="0" w:color="000000"/>
-                <w:right w:val="none" w:sz="0" w:space="0" w:color="000000"/>
-              </w:pBdr>
-              <w:spacing w:after="100" w:before="100" w:line="240"/>
-              <w:ind w:left="100" w:right="100" w:firstLine="0" w:firstLineChars="0"/>
-              <w:rPr>
-                <w:rFonts w:ascii="Helvetica" w:hAnsi="Helvetica" w:eastAsia="Helvetica" w:cs="Helvetica"/>
-                <w:i w:val="false"/>
-                <w:b w:val="false"/>
-                <w:u w:val="none"/>
-                <w:sz w:val="22"/>
-                <w:szCs w:val="22"/>
-                <w:color w:val="000000"/>
-              </w:rPr>
-            </w:pPr>
-            <w:r>
-              <w:rPr>
-                <w:rFonts w:ascii="Helvetica" w:hAnsi="Helvetica" w:eastAsia="Helvetica" w:cs="Helvetica"/>
-                <w:i w:val="false"/>
-                <w:b w:val="false"/>
-                <w:u w:val="none"/>
-                <w:sz w:val="22"/>
-                <w:szCs w:val="22"/>
-                <w:color w:val="000000"/>
-              </w:rPr>
-              <w:t xml:space="preserve">0.471</w:t>
+              <w:t xml:space="preserve">0.34</w:t>
+            </w:r>
+          </w:p>
+        </w:tc>
+        <w:tc>
+          <w:tcPr>
+            <w:tcBorders>
+              <w:bottom w:val="none" w:sz="0" w:space="0" w:color="000000"/>
+              <w:top w:val="none" w:sz="0" w:space="0" w:color="000000"/>
+              <w:left w:val="none" w:sz="0" w:space="0" w:color="000000"/>
+              <w:right w:val="none" w:sz="0" w:space="0" w:color="000000"/>
+            </w:tcBorders>
+            <w:shd w:val="clear" w:color="auto" w:fill="FFFFFF"/>
+            <w:tcMar>
+              <w:top w:w="0" w:type="dxa"/>
+              <w:bottom w:w="0" w:type="dxa"/>
+              <w:left w:w="0" w:type="dxa"/>
+              <w:right w:w="0" w:type="dxa"/>
+            </w:tcMar>
+            <w:vAlign w:val="top"/>
+          </w:tcPr>
+          <w:p>
+            <w:pPr>
+              <w:pStyle w:val="Normal"/>
+              <w:jc w:val="center"/>
+              <w:pBdr>
+                <w:bottom w:val="none" w:sz="0" w:space="0" w:color="000000"/>
+                <w:top w:val="none" w:sz="0" w:space="0" w:color="000000"/>
+                <w:left w:val="none" w:sz="0" w:space="0" w:color="000000"/>
+                <w:right w:val="none" w:sz="0" w:space="0" w:color="000000"/>
+              </w:pBdr>
+              <w:spacing w:after="100" w:before="100" w:line="240"/>
+              <w:ind w:left="100" w:right="100" w:firstLine="0" w:firstLineChars="0"/>
+              <w:rPr>
+                <w:rFonts w:ascii="Helvetica" w:hAnsi="Helvetica" w:eastAsia="Helvetica" w:cs="Helvetica"/>
+                <w:i w:val="false"/>
+                <w:b w:val="false"/>
+                <w:u w:val="none"/>
+                <w:sz w:val="22"/>
+                <w:szCs w:val="22"/>
+                <w:color w:val="000000"/>
+              </w:rPr>
+            </w:pPr>
+            <w:r>
+              <w:rPr>
+                <w:rFonts w:ascii="Helvetica" w:hAnsi="Helvetica" w:eastAsia="Helvetica" w:cs="Helvetica"/>
+                <w:i w:val="false"/>
+                <w:b w:val="false"/>
+                <w:u w:val="none"/>
+                <w:sz w:val="22"/>
+                <w:szCs w:val="22"/>
+                <w:color w:val="000000"/>
+              </w:rPr>
+              <w:t xml:space="preserve">-0.69, 1.4</w:t>
+            </w:r>
+          </w:p>
+        </w:tc>
+        <w:tc>
+          <w:tcPr>
+            <w:tcBorders>
+              <w:bottom w:val="none" w:sz="0" w:space="0" w:color="000000"/>
+              <w:top w:val="none" w:sz="0" w:space="0" w:color="000000"/>
+              <w:left w:val="none" w:sz="0" w:space="0" w:color="000000"/>
+              <w:right w:val="none" w:sz="0" w:space="0" w:color="000000"/>
+            </w:tcBorders>
+            <w:shd w:val="clear" w:color="auto" w:fill="FFFFFF"/>
+            <w:tcMar>
+              <w:top w:w="0" w:type="dxa"/>
+              <w:bottom w:w="0" w:type="dxa"/>
+              <w:left w:w="0" w:type="dxa"/>
+              <w:right w:w="0" w:type="dxa"/>
+            </w:tcMar>
+            <w:vAlign w:val="top"/>
+          </w:tcPr>
+          <w:p>
+            <w:pPr>
+              <w:pStyle w:val="Normal"/>
+              <w:jc w:val="center"/>
+              <w:pBdr>
+                <w:bottom w:val="none" w:sz="0" w:space="0" w:color="000000"/>
+                <w:top w:val="none" w:sz="0" w:space="0" w:color="000000"/>
+                <w:left w:val="none" w:sz="0" w:space="0" w:color="000000"/>
+                <w:right w:val="none" w:sz="0" w:space="0" w:color="000000"/>
+              </w:pBdr>
+              <w:spacing w:after="100" w:before="100" w:line="240"/>
+              <w:ind w:left="100" w:right="100" w:firstLine="0" w:firstLineChars="0"/>
+              <w:rPr>
+                <w:rFonts w:ascii="Helvetica" w:hAnsi="Helvetica" w:eastAsia="Helvetica" w:cs="Helvetica"/>
+                <w:i w:val="false"/>
+                <w:b w:val="false"/>
+                <w:u w:val="none"/>
+                <w:sz w:val="22"/>
+                <w:szCs w:val="22"/>
+                <w:color w:val="000000"/>
+              </w:rPr>
+            </w:pPr>
+            <w:r>
+              <w:rPr>
+                <w:rFonts w:ascii="Helvetica" w:hAnsi="Helvetica" w:eastAsia="Helvetica" w:cs="Helvetica"/>
+                <w:i w:val="false"/>
+                <w:b w:val="false"/>
+                <w:u w:val="none"/>
+                <w:sz w:val="22"/>
+                <w:szCs w:val="22"/>
+                <w:color w:val="000000"/>
+              </w:rPr>
+              <w:t xml:space="preserve">0.513</w:t>
             </w:r>
           </w:p>
         </w:tc>
@@ -5907,113 +5907,113 @@
                 <w:szCs w:val="22"/>
                 <w:color w:val="000000"/>
               </w:rPr>
-              <w:t xml:space="preserve">0.40</w:t>
-            </w:r>
-          </w:p>
-        </w:tc>
-        <w:tc>
-          <w:tcPr>
-            <w:tcBorders>
-              <w:bottom w:val="none" w:sz="0" w:space="0" w:color="000000"/>
-              <w:top w:val="none" w:sz="0" w:space="0" w:color="000000"/>
-              <w:left w:val="none" w:sz="0" w:space="0" w:color="000000"/>
-              <w:right w:val="none" w:sz="0" w:space="0" w:color="000000"/>
-            </w:tcBorders>
-            <w:shd w:val="clear" w:color="auto" w:fill="FFFFFF"/>
-            <w:tcMar>
-              <w:top w:w="0" w:type="dxa"/>
-              <w:bottom w:w="0" w:type="dxa"/>
-              <w:left w:w="0" w:type="dxa"/>
-              <w:right w:w="0" w:type="dxa"/>
-            </w:tcMar>
-            <w:vAlign w:val="top"/>
-          </w:tcPr>
-          <w:p>
-            <w:pPr>
-              <w:pStyle w:val="Normal"/>
-              <w:jc w:val="center"/>
-              <w:pBdr>
-                <w:bottom w:val="none" w:sz="0" w:space="0" w:color="000000"/>
-                <w:top w:val="none" w:sz="0" w:space="0" w:color="000000"/>
-                <w:left w:val="none" w:sz="0" w:space="0" w:color="000000"/>
-                <w:right w:val="none" w:sz="0" w:space="0" w:color="000000"/>
-              </w:pBdr>
-              <w:spacing w:after="100" w:before="100" w:line="240"/>
-              <w:ind w:left="100" w:right="100" w:firstLine="0" w:firstLineChars="0"/>
-              <w:rPr>
-                <w:rFonts w:ascii="Helvetica" w:hAnsi="Helvetica" w:eastAsia="Helvetica" w:cs="Helvetica"/>
-                <w:i w:val="false"/>
-                <w:b w:val="false"/>
-                <w:u w:val="none"/>
-                <w:sz w:val="22"/>
-                <w:szCs w:val="22"/>
-                <w:color w:val="000000"/>
-              </w:rPr>
-            </w:pPr>
-            <w:r>
-              <w:rPr>
-                <w:rFonts w:ascii="Helvetica" w:hAnsi="Helvetica" w:eastAsia="Helvetica" w:cs="Helvetica"/>
-                <w:i w:val="false"/>
-                <w:b w:val="false"/>
-                <w:u w:val="none"/>
-                <w:sz w:val="22"/>
-                <w:szCs w:val="22"/>
-                <w:color w:val="000000"/>
-              </w:rPr>
-              <w:t xml:space="preserve">-5.4, 6.2</w:t>
-            </w:r>
-          </w:p>
-        </w:tc>
-        <w:tc>
-          <w:tcPr>
-            <w:tcBorders>
-              <w:bottom w:val="none" w:sz="0" w:space="0" w:color="000000"/>
-              <w:top w:val="none" w:sz="0" w:space="0" w:color="000000"/>
-              <w:left w:val="none" w:sz="0" w:space="0" w:color="000000"/>
-              <w:right w:val="none" w:sz="0" w:space="0" w:color="000000"/>
-            </w:tcBorders>
-            <w:shd w:val="clear" w:color="auto" w:fill="FFFFFF"/>
-            <w:tcMar>
-              <w:top w:w="0" w:type="dxa"/>
-              <w:bottom w:w="0" w:type="dxa"/>
-              <w:left w:w="0" w:type="dxa"/>
-              <w:right w:w="0" w:type="dxa"/>
-            </w:tcMar>
-            <w:vAlign w:val="top"/>
-          </w:tcPr>
-          <w:p>
-            <w:pPr>
-              <w:pStyle w:val="Normal"/>
-              <w:jc w:val="center"/>
-              <w:pBdr>
-                <w:bottom w:val="none" w:sz="0" w:space="0" w:color="000000"/>
-                <w:top w:val="none" w:sz="0" w:space="0" w:color="000000"/>
-                <w:left w:val="none" w:sz="0" w:space="0" w:color="000000"/>
-                <w:right w:val="none" w:sz="0" w:space="0" w:color="000000"/>
-              </w:pBdr>
-              <w:spacing w:after="100" w:before="100" w:line="240"/>
-              <w:ind w:left="100" w:right="100" w:firstLine="0" w:firstLineChars="0"/>
-              <w:rPr>
-                <w:rFonts w:ascii="Helvetica" w:hAnsi="Helvetica" w:eastAsia="Helvetica" w:cs="Helvetica"/>
-                <w:i w:val="false"/>
-                <w:b w:val="false"/>
-                <w:u w:val="none"/>
-                <w:sz w:val="22"/>
-                <w:szCs w:val="22"/>
-                <w:color w:val="000000"/>
-              </w:rPr>
-            </w:pPr>
-            <w:r>
-              <w:rPr>
-                <w:rFonts w:ascii="Helvetica" w:hAnsi="Helvetica" w:eastAsia="Helvetica" w:cs="Helvetica"/>
-                <w:i w:val="false"/>
-                <w:b w:val="false"/>
-                <w:u w:val="none"/>
-                <w:sz w:val="22"/>
-                <w:szCs w:val="22"/>
-                <w:color w:val="000000"/>
-              </w:rPr>
-              <w:t xml:space="preserve">0.892</w:t>
+              <w:t xml:space="preserve">0.16</w:t>
+            </w:r>
+          </w:p>
+        </w:tc>
+        <w:tc>
+          <w:tcPr>
+            <w:tcBorders>
+              <w:bottom w:val="none" w:sz="0" w:space="0" w:color="000000"/>
+              <w:top w:val="none" w:sz="0" w:space="0" w:color="000000"/>
+              <w:left w:val="none" w:sz="0" w:space="0" w:color="000000"/>
+              <w:right w:val="none" w:sz="0" w:space="0" w:color="000000"/>
+            </w:tcBorders>
+            <w:shd w:val="clear" w:color="auto" w:fill="FFFFFF"/>
+            <w:tcMar>
+              <w:top w:w="0" w:type="dxa"/>
+              <w:bottom w:w="0" w:type="dxa"/>
+              <w:left w:w="0" w:type="dxa"/>
+              <w:right w:w="0" w:type="dxa"/>
+            </w:tcMar>
+            <w:vAlign w:val="top"/>
+          </w:tcPr>
+          <w:p>
+            <w:pPr>
+              <w:pStyle w:val="Normal"/>
+              <w:jc w:val="center"/>
+              <w:pBdr>
+                <w:bottom w:val="none" w:sz="0" w:space="0" w:color="000000"/>
+                <w:top w:val="none" w:sz="0" w:space="0" w:color="000000"/>
+                <w:left w:val="none" w:sz="0" w:space="0" w:color="000000"/>
+                <w:right w:val="none" w:sz="0" w:space="0" w:color="000000"/>
+              </w:pBdr>
+              <w:spacing w:after="100" w:before="100" w:line="240"/>
+              <w:ind w:left="100" w:right="100" w:firstLine="0" w:firstLineChars="0"/>
+              <w:rPr>
+                <w:rFonts w:ascii="Helvetica" w:hAnsi="Helvetica" w:eastAsia="Helvetica" w:cs="Helvetica"/>
+                <w:i w:val="false"/>
+                <w:b w:val="false"/>
+                <w:u w:val="none"/>
+                <w:sz w:val="22"/>
+                <w:szCs w:val="22"/>
+                <w:color w:val="000000"/>
+              </w:rPr>
+            </w:pPr>
+            <w:r>
+              <w:rPr>
+                <w:rFonts w:ascii="Helvetica" w:hAnsi="Helvetica" w:eastAsia="Helvetica" w:cs="Helvetica"/>
+                <w:i w:val="false"/>
+                <w:b w:val="false"/>
+                <w:u w:val="none"/>
+                <w:sz w:val="22"/>
+                <w:szCs w:val="22"/>
+                <w:color w:val="000000"/>
+              </w:rPr>
+              <w:t xml:space="preserve">-5.7, 6.0</w:t>
+            </w:r>
+          </w:p>
+        </w:tc>
+        <w:tc>
+          <w:tcPr>
+            <w:tcBorders>
+              <w:bottom w:val="none" w:sz="0" w:space="0" w:color="000000"/>
+              <w:top w:val="none" w:sz="0" w:space="0" w:color="000000"/>
+              <w:left w:val="none" w:sz="0" w:space="0" w:color="000000"/>
+              <w:right w:val="none" w:sz="0" w:space="0" w:color="000000"/>
+            </w:tcBorders>
+            <w:shd w:val="clear" w:color="auto" w:fill="FFFFFF"/>
+            <w:tcMar>
+              <w:top w:w="0" w:type="dxa"/>
+              <w:bottom w:w="0" w:type="dxa"/>
+              <w:left w:w="0" w:type="dxa"/>
+              <w:right w:w="0" w:type="dxa"/>
+            </w:tcMar>
+            <w:vAlign w:val="top"/>
+          </w:tcPr>
+          <w:p>
+            <w:pPr>
+              <w:pStyle w:val="Normal"/>
+              <w:jc w:val="center"/>
+              <w:pBdr>
+                <w:bottom w:val="none" w:sz="0" w:space="0" w:color="000000"/>
+                <w:top w:val="none" w:sz="0" w:space="0" w:color="000000"/>
+                <w:left w:val="none" w:sz="0" w:space="0" w:color="000000"/>
+                <w:right w:val="none" w:sz="0" w:space="0" w:color="000000"/>
+              </w:pBdr>
+              <w:spacing w:after="100" w:before="100" w:line="240"/>
+              <w:ind w:left="100" w:right="100" w:firstLine="0" w:firstLineChars="0"/>
+              <w:rPr>
+                <w:rFonts w:ascii="Helvetica" w:hAnsi="Helvetica" w:eastAsia="Helvetica" w:cs="Helvetica"/>
+                <w:i w:val="false"/>
+                <w:b w:val="false"/>
+                <w:u w:val="none"/>
+                <w:sz w:val="22"/>
+                <w:szCs w:val="22"/>
+                <w:color w:val="000000"/>
+              </w:rPr>
+            </w:pPr>
+            <w:r>
+              <w:rPr>
+                <w:rFonts w:ascii="Helvetica" w:hAnsi="Helvetica" w:eastAsia="Helvetica" w:cs="Helvetica"/>
+                <w:i w:val="false"/>
+                <w:b w:val="false"/>
+                <w:u w:val="none"/>
+                <w:sz w:val="22"/>
+                <w:szCs w:val="22"/>
+                <w:color w:val="000000"/>
+              </w:rPr>
+              <w:t xml:space="preserve">0.956</w:t>
             </w:r>
           </w:p>
         </w:tc>
@@ -7356,7 +7356,7 @@
                 <w:szCs w:val="22"/>
                 <w:color w:val="000000"/>
               </w:rPr>
-              <w:t xml:space="preserve">-0.43</w:t>
+              <w:t xml:space="preserve">-0.14</w:t>
             </w:r>
           </w:p>
         </w:tc>
@@ -7462,7 +7462,7 @@
                 <w:szCs w:val="22"/>
                 <w:color w:val="000000"/>
               </w:rPr>
-              <w:t xml:space="preserve">0.955</w:t>
+              <w:t xml:space="preserve">0.985</w:t>
             </w:r>
           </w:p>
         </w:tc>
@@ -7892,60 +7892,60 @@
                 <w:szCs w:val="22"/>
                 <w:color w:val="000000"/>
               </w:rPr>
-              <w:t xml:space="preserve">-1.7, 34</w:t>
-            </w:r>
-          </w:p>
-        </w:tc>
-        <w:tc>
-          <w:tcPr>
-            <w:tcBorders>
-              <w:bottom w:val="none" w:sz="0" w:space="0" w:color="000000"/>
-              <w:top w:val="none" w:sz="0" w:space="0" w:color="000000"/>
-              <w:left w:val="none" w:sz="0" w:space="0" w:color="000000"/>
-              <w:right w:val="none" w:sz="0" w:space="0" w:color="000000"/>
-            </w:tcBorders>
-            <w:shd w:val="clear" w:color="auto" w:fill="FFFFFF"/>
-            <w:tcMar>
-              <w:top w:w="0" w:type="dxa"/>
-              <w:bottom w:w="0" w:type="dxa"/>
-              <w:left w:w="0" w:type="dxa"/>
-              <w:right w:w="0" w:type="dxa"/>
-            </w:tcMar>
-            <w:vAlign w:val="top"/>
-          </w:tcPr>
-          <w:p>
-            <w:pPr>
-              <w:pStyle w:val="Normal"/>
-              <w:jc w:val="center"/>
-              <w:pBdr>
-                <w:bottom w:val="none" w:sz="0" w:space="0" w:color="000000"/>
-                <w:top w:val="none" w:sz="0" w:space="0" w:color="000000"/>
-                <w:left w:val="none" w:sz="0" w:space="0" w:color="000000"/>
-                <w:right w:val="none" w:sz="0" w:space="0" w:color="000000"/>
-              </w:pBdr>
-              <w:spacing w:after="100" w:before="100" w:line="240"/>
-              <w:ind w:left="100" w:right="100" w:firstLine="0" w:firstLineChars="0"/>
-              <w:rPr>
-                <w:rFonts w:ascii="Helvetica" w:hAnsi="Helvetica" w:eastAsia="Helvetica" w:cs="Helvetica"/>
-                <w:i w:val="false"/>
-                <w:b w:val="false"/>
-                <w:u w:val="none"/>
-                <w:sz w:val="22"/>
-                <w:szCs w:val="22"/>
-                <w:color w:val="000000"/>
-              </w:rPr>
-            </w:pPr>
-            <w:r>
-              <w:rPr>
-                <w:rFonts w:ascii="Helvetica" w:hAnsi="Helvetica" w:eastAsia="Helvetica" w:cs="Helvetica"/>
-                <w:i w:val="false"/>
-                <w:b w:val="false"/>
-                <w:u w:val="none"/>
-                <w:sz w:val="22"/>
-                <w:szCs w:val="22"/>
-                <w:color w:val="000000"/>
-              </w:rPr>
-              <w:t xml:space="preserve">0.076</w:t>
+              <w:t xml:space="preserve">-1.6, 34</w:t>
+            </w:r>
+          </w:p>
+        </w:tc>
+        <w:tc>
+          <w:tcPr>
+            <w:tcBorders>
+              <w:bottom w:val="none" w:sz="0" w:space="0" w:color="000000"/>
+              <w:top w:val="none" w:sz="0" w:space="0" w:color="000000"/>
+              <w:left w:val="none" w:sz="0" w:space="0" w:color="000000"/>
+              <w:right w:val="none" w:sz="0" w:space="0" w:color="000000"/>
+            </w:tcBorders>
+            <w:shd w:val="clear" w:color="auto" w:fill="FFFFFF"/>
+            <w:tcMar>
+              <w:top w:w="0" w:type="dxa"/>
+              <w:bottom w:w="0" w:type="dxa"/>
+              <w:left w:w="0" w:type="dxa"/>
+              <w:right w:w="0" w:type="dxa"/>
+            </w:tcMar>
+            <w:vAlign w:val="top"/>
+          </w:tcPr>
+          <w:p>
+            <w:pPr>
+              <w:pStyle w:val="Normal"/>
+              <w:jc w:val="center"/>
+              <w:pBdr>
+                <w:bottom w:val="none" w:sz="0" w:space="0" w:color="000000"/>
+                <w:top w:val="none" w:sz="0" w:space="0" w:color="000000"/>
+                <w:left w:val="none" w:sz="0" w:space="0" w:color="000000"/>
+                <w:right w:val="none" w:sz="0" w:space="0" w:color="000000"/>
+              </w:pBdr>
+              <w:spacing w:after="100" w:before="100" w:line="240"/>
+              <w:ind w:left="100" w:right="100" w:firstLine="0" w:firstLineChars="0"/>
+              <w:rPr>
+                <w:rFonts w:ascii="Helvetica" w:hAnsi="Helvetica" w:eastAsia="Helvetica" w:cs="Helvetica"/>
+                <w:i w:val="false"/>
+                <w:b w:val="false"/>
+                <w:u w:val="none"/>
+                <w:sz w:val="22"/>
+                <w:szCs w:val="22"/>
+                <w:color w:val="000000"/>
+              </w:rPr>
+            </w:pPr>
+            <w:r>
+              <w:rPr>
+                <w:rFonts w:ascii="Helvetica" w:hAnsi="Helvetica" w:eastAsia="Helvetica" w:cs="Helvetica"/>
+                <w:i w:val="false"/>
+                <w:b w:val="false"/>
+                <w:u w:val="none"/>
+                <w:sz w:val="22"/>
+                <w:szCs w:val="22"/>
+                <w:color w:val="000000"/>
+              </w:rPr>
+              <w:t xml:space="preserve">0.074</w:t>
             </w:r>
           </w:p>
         </w:tc>
@@ -8322,113 +8322,113 @@
                 <w:szCs w:val="22"/>
                 <w:color w:val="000000"/>
               </w:rPr>
-              <w:t xml:space="preserve">6.9</w:t>
-            </w:r>
-          </w:p>
-        </w:tc>
-        <w:tc>
-          <w:tcPr>
-            <w:tcBorders>
-              <w:bottom w:val="none" w:sz="0" w:space="0" w:color="000000"/>
-              <w:top w:val="none" w:sz="0" w:space="0" w:color="000000"/>
-              <w:left w:val="none" w:sz="0" w:space="0" w:color="000000"/>
-              <w:right w:val="none" w:sz="0" w:space="0" w:color="000000"/>
-            </w:tcBorders>
-            <w:shd w:val="clear" w:color="auto" w:fill="FFFFFF"/>
-            <w:tcMar>
-              <w:top w:w="0" w:type="dxa"/>
-              <w:bottom w:w="0" w:type="dxa"/>
-              <w:left w:w="0" w:type="dxa"/>
-              <w:right w:w="0" w:type="dxa"/>
-            </w:tcMar>
-            <w:vAlign w:val="top"/>
-          </w:tcPr>
-          <w:p>
-            <w:pPr>
-              <w:pStyle w:val="Normal"/>
-              <w:jc w:val="center"/>
-              <w:pBdr>
-                <w:bottom w:val="none" w:sz="0" w:space="0" w:color="000000"/>
-                <w:top w:val="none" w:sz="0" w:space="0" w:color="000000"/>
-                <w:left w:val="none" w:sz="0" w:space="0" w:color="000000"/>
-                <w:right w:val="none" w:sz="0" w:space="0" w:color="000000"/>
-              </w:pBdr>
-              <w:spacing w:after="100" w:before="100" w:line="240"/>
-              <w:ind w:left="100" w:right="100" w:firstLine="0" w:firstLineChars="0"/>
-              <w:rPr>
-                <w:rFonts w:ascii="Helvetica" w:hAnsi="Helvetica" w:eastAsia="Helvetica" w:cs="Helvetica"/>
-                <w:i w:val="false"/>
-                <w:b w:val="false"/>
-                <w:u w:val="none"/>
-                <w:sz w:val="22"/>
-                <w:szCs w:val="22"/>
-                <w:color w:val="000000"/>
-              </w:rPr>
-            </w:pPr>
-            <w:r>
-              <w:rPr>
-                <w:rFonts w:ascii="Helvetica" w:hAnsi="Helvetica" w:eastAsia="Helvetica" w:cs="Helvetica"/>
-                <w:i w:val="false"/>
-                <w:b w:val="false"/>
-                <w:u w:val="none"/>
-                <w:sz w:val="22"/>
-                <w:szCs w:val="22"/>
-                <w:color w:val="000000"/>
-              </w:rPr>
-              <w:t xml:space="preserve">-16, 30</w:t>
-            </w:r>
-          </w:p>
-        </w:tc>
-        <w:tc>
-          <w:tcPr>
-            <w:tcBorders>
-              <w:bottom w:val="none" w:sz="0" w:space="0" w:color="000000"/>
-              <w:top w:val="none" w:sz="0" w:space="0" w:color="000000"/>
-              <w:left w:val="none" w:sz="0" w:space="0" w:color="000000"/>
-              <w:right w:val="none" w:sz="0" w:space="0" w:color="000000"/>
-            </w:tcBorders>
-            <w:shd w:val="clear" w:color="auto" w:fill="FFFFFF"/>
-            <w:tcMar>
-              <w:top w:w="0" w:type="dxa"/>
-              <w:bottom w:w="0" w:type="dxa"/>
-              <w:left w:w="0" w:type="dxa"/>
-              <w:right w:w="0" w:type="dxa"/>
-            </w:tcMar>
-            <w:vAlign w:val="top"/>
-          </w:tcPr>
-          <w:p>
-            <w:pPr>
-              <w:pStyle w:val="Normal"/>
-              <w:jc w:val="center"/>
-              <w:pBdr>
-                <w:bottom w:val="none" w:sz="0" w:space="0" w:color="000000"/>
-                <w:top w:val="none" w:sz="0" w:space="0" w:color="000000"/>
-                <w:left w:val="none" w:sz="0" w:space="0" w:color="000000"/>
-                <w:right w:val="none" w:sz="0" w:space="0" w:color="000000"/>
-              </w:pBdr>
-              <w:spacing w:after="100" w:before="100" w:line="240"/>
-              <w:ind w:left="100" w:right="100" w:firstLine="0" w:firstLineChars="0"/>
-              <w:rPr>
-                <w:rFonts w:ascii="Helvetica" w:hAnsi="Helvetica" w:eastAsia="Helvetica" w:cs="Helvetica"/>
-                <w:i w:val="false"/>
-                <w:b w:val="false"/>
-                <w:u w:val="none"/>
-                <w:sz w:val="22"/>
-                <w:szCs w:val="22"/>
-                <w:color w:val="000000"/>
-              </w:rPr>
-            </w:pPr>
-            <w:r>
-              <w:rPr>
-                <w:rFonts w:ascii="Helvetica" w:hAnsi="Helvetica" w:eastAsia="Helvetica" w:cs="Helvetica"/>
-                <w:i w:val="false"/>
-                <w:b w:val="false"/>
-                <w:u w:val="none"/>
-                <w:sz w:val="22"/>
-                <w:szCs w:val="22"/>
-                <w:color w:val="000000"/>
-              </w:rPr>
-              <w:t xml:space="preserve">0.559</w:t>
+              <w:t xml:space="preserve">4.6</w:t>
+            </w:r>
+          </w:p>
+        </w:tc>
+        <w:tc>
+          <w:tcPr>
+            <w:tcBorders>
+              <w:bottom w:val="none" w:sz="0" w:space="0" w:color="000000"/>
+              <w:top w:val="none" w:sz="0" w:space="0" w:color="000000"/>
+              <w:left w:val="none" w:sz="0" w:space="0" w:color="000000"/>
+              <w:right w:val="none" w:sz="0" w:space="0" w:color="000000"/>
+            </w:tcBorders>
+            <w:shd w:val="clear" w:color="auto" w:fill="FFFFFF"/>
+            <w:tcMar>
+              <w:top w:w="0" w:type="dxa"/>
+              <w:bottom w:w="0" w:type="dxa"/>
+              <w:left w:w="0" w:type="dxa"/>
+              <w:right w:w="0" w:type="dxa"/>
+            </w:tcMar>
+            <w:vAlign w:val="top"/>
+          </w:tcPr>
+          <w:p>
+            <w:pPr>
+              <w:pStyle w:val="Normal"/>
+              <w:jc w:val="center"/>
+              <w:pBdr>
+                <w:bottom w:val="none" w:sz="0" w:space="0" w:color="000000"/>
+                <w:top w:val="none" w:sz="0" w:space="0" w:color="000000"/>
+                <w:left w:val="none" w:sz="0" w:space="0" w:color="000000"/>
+                <w:right w:val="none" w:sz="0" w:space="0" w:color="000000"/>
+              </w:pBdr>
+              <w:spacing w:after="100" w:before="100" w:line="240"/>
+              <w:ind w:left="100" w:right="100" w:firstLine="0" w:firstLineChars="0"/>
+              <w:rPr>
+                <w:rFonts w:ascii="Helvetica" w:hAnsi="Helvetica" w:eastAsia="Helvetica" w:cs="Helvetica"/>
+                <w:i w:val="false"/>
+                <w:b w:val="false"/>
+                <w:u w:val="none"/>
+                <w:sz w:val="22"/>
+                <w:szCs w:val="22"/>
+                <w:color w:val="000000"/>
+              </w:rPr>
+            </w:pPr>
+            <w:r>
+              <w:rPr>
+                <w:rFonts w:ascii="Helvetica" w:hAnsi="Helvetica" w:eastAsia="Helvetica" w:cs="Helvetica"/>
+                <w:i w:val="false"/>
+                <w:b w:val="false"/>
+                <w:u w:val="none"/>
+                <w:sz w:val="22"/>
+                <w:szCs w:val="22"/>
+                <w:color w:val="000000"/>
+              </w:rPr>
+              <w:t xml:space="preserve">-19, 28</w:t>
+            </w:r>
+          </w:p>
+        </w:tc>
+        <w:tc>
+          <w:tcPr>
+            <w:tcBorders>
+              <w:bottom w:val="none" w:sz="0" w:space="0" w:color="000000"/>
+              <w:top w:val="none" w:sz="0" w:space="0" w:color="000000"/>
+              <w:left w:val="none" w:sz="0" w:space="0" w:color="000000"/>
+              <w:right w:val="none" w:sz="0" w:space="0" w:color="000000"/>
+            </w:tcBorders>
+            <w:shd w:val="clear" w:color="auto" w:fill="FFFFFF"/>
+            <w:tcMar>
+              <w:top w:w="0" w:type="dxa"/>
+              <w:bottom w:w="0" w:type="dxa"/>
+              <w:left w:w="0" w:type="dxa"/>
+              <w:right w:w="0" w:type="dxa"/>
+            </w:tcMar>
+            <w:vAlign w:val="top"/>
+          </w:tcPr>
+          <w:p>
+            <w:pPr>
+              <w:pStyle w:val="Normal"/>
+              <w:jc w:val="center"/>
+              <w:pBdr>
+                <w:bottom w:val="none" w:sz="0" w:space="0" w:color="000000"/>
+                <w:top w:val="none" w:sz="0" w:space="0" w:color="000000"/>
+                <w:left w:val="none" w:sz="0" w:space="0" w:color="000000"/>
+                <w:right w:val="none" w:sz="0" w:space="0" w:color="000000"/>
+              </w:pBdr>
+              <w:spacing w:after="100" w:before="100" w:line="240"/>
+              <w:ind w:left="100" w:right="100" w:firstLine="0" w:firstLineChars="0"/>
+              <w:rPr>
+                <w:rFonts w:ascii="Helvetica" w:hAnsi="Helvetica" w:eastAsia="Helvetica" w:cs="Helvetica"/>
+                <w:i w:val="false"/>
+                <w:b w:val="false"/>
+                <w:u w:val="none"/>
+                <w:sz w:val="22"/>
+                <w:szCs w:val="22"/>
+                <w:color w:val="000000"/>
+              </w:rPr>
+            </w:pPr>
+            <w:r>
+              <w:rPr>
+                <w:rFonts w:ascii="Helvetica" w:hAnsi="Helvetica" w:eastAsia="Helvetica" w:cs="Helvetica"/>
+                <w:i w:val="false"/>
+                <w:b w:val="false"/>
+                <w:u w:val="none"/>
+                <w:sz w:val="22"/>
+                <w:szCs w:val="22"/>
+                <w:color w:val="000000"/>
+              </w:rPr>
+              <w:t xml:space="preserve">0.694</w:t>
             </w:r>
           </w:p>
         </w:tc>
@@ -8911,7 +8911,7 @@
                 <w:szCs w:val="22"/>
                 <w:color w:val="000000"/>
               </w:rPr>
-              <w:t xml:space="preserve">0.509</w:t>
+              <w:t xml:space="preserve">0.503</w:t>
             </w:r>
           </w:p>
         </w:tc>
@@ -9341,7 +9341,7 @@
                 <w:szCs w:val="22"/>
                 <w:color w:val="000000"/>
               </w:rPr>
-              <w:t xml:space="preserve">8.8, 49</w:t>
+              <w:t xml:space="preserve">9.2, 50</w:t>
             </w:r>
           </w:p>
         </w:tc>
@@ -9771,113 +9771,113 @@
                 <w:szCs w:val="22"/>
                 <w:color w:val="000000"/>
               </w:rPr>
-              <w:t xml:space="preserve">-1.2</w:t>
-            </w:r>
-          </w:p>
-        </w:tc>
-        <w:tc>
-          <w:tcPr>
-            <w:tcBorders>
-              <w:bottom w:val="none" w:sz="0" w:space="0" w:color="000000"/>
-              <w:top w:val="none" w:sz="0" w:space="0" w:color="000000"/>
-              <w:left w:val="none" w:sz="0" w:space="0" w:color="000000"/>
-              <w:right w:val="none" w:sz="0" w:space="0" w:color="000000"/>
-            </w:tcBorders>
-            <w:shd w:val="clear" w:color="auto" w:fill="FFFFFF"/>
-            <w:tcMar>
-              <w:top w:w="0" w:type="dxa"/>
-              <w:bottom w:w="0" w:type="dxa"/>
-              <w:left w:w="0" w:type="dxa"/>
-              <w:right w:w="0" w:type="dxa"/>
-            </w:tcMar>
-            <w:vAlign w:val="top"/>
-          </w:tcPr>
-          <w:p>
-            <w:pPr>
-              <w:pStyle w:val="Normal"/>
-              <w:jc w:val="center"/>
-              <w:pBdr>
-                <w:bottom w:val="none" w:sz="0" w:space="0" w:color="000000"/>
-                <w:top w:val="none" w:sz="0" w:space="0" w:color="000000"/>
-                <w:left w:val="none" w:sz="0" w:space="0" w:color="000000"/>
-                <w:right w:val="none" w:sz="0" w:space="0" w:color="000000"/>
-              </w:pBdr>
-              <w:spacing w:after="100" w:before="100" w:line="240"/>
-              <w:ind w:left="100" w:right="100" w:firstLine="0" w:firstLineChars="0"/>
-              <w:rPr>
-                <w:rFonts w:ascii="Helvetica" w:hAnsi="Helvetica" w:eastAsia="Helvetica" w:cs="Helvetica"/>
-                <w:i w:val="false"/>
-                <w:b w:val="false"/>
-                <w:u w:val="none"/>
-                <w:sz w:val="22"/>
-                <w:szCs w:val="22"/>
-                <w:color w:val="000000"/>
-              </w:rPr>
-            </w:pPr>
-            <w:r>
-              <w:rPr>
-                <w:rFonts w:ascii="Helvetica" w:hAnsi="Helvetica" w:eastAsia="Helvetica" w:cs="Helvetica"/>
-                <w:i w:val="false"/>
-                <w:b w:val="false"/>
-                <w:u w:val="none"/>
-                <w:sz w:val="22"/>
-                <w:szCs w:val="22"/>
-                <w:color w:val="000000"/>
-              </w:rPr>
-              <w:t xml:space="preserve">-30, 28</w:t>
-            </w:r>
-          </w:p>
-        </w:tc>
-        <w:tc>
-          <w:tcPr>
-            <w:tcBorders>
-              <w:bottom w:val="none" w:sz="0" w:space="0" w:color="000000"/>
-              <w:top w:val="none" w:sz="0" w:space="0" w:color="000000"/>
-              <w:left w:val="none" w:sz="0" w:space="0" w:color="000000"/>
-              <w:right w:val="none" w:sz="0" w:space="0" w:color="000000"/>
-            </w:tcBorders>
-            <w:shd w:val="clear" w:color="auto" w:fill="FFFFFF"/>
-            <w:tcMar>
-              <w:top w:w="0" w:type="dxa"/>
-              <w:bottom w:w="0" w:type="dxa"/>
-              <w:left w:w="0" w:type="dxa"/>
-              <w:right w:w="0" w:type="dxa"/>
-            </w:tcMar>
-            <w:vAlign w:val="top"/>
-          </w:tcPr>
-          <w:p>
-            <w:pPr>
-              <w:pStyle w:val="Normal"/>
-              <w:jc w:val="center"/>
-              <w:pBdr>
-                <w:bottom w:val="none" w:sz="0" w:space="0" w:color="000000"/>
-                <w:top w:val="none" w:sz="0" w:space="0" w:color="000000"/>
-                <w:left w:val="none" w:sz="0" w:space="0" w:color="000000"/>
-                <w:right w:val="none" w:sz="0" w:space="0" w:color="000000"/>
-              </w:pBdr>
-              <w:spacing w:after="100" w:before="100" w:line="240"/>
-              <w:ind w:left="100" w:right="100" w:firstLine="0" w:firstLineChars="0"/>
-              <w:rPr>
-                <w:rFonts w:ascii="Helvetica" w:hAnsi="Helvetica" w:eastAsia="Helvetica" w:cs="Helvetica"/>
-                <w:i w:val="false"/>
-                <w:b w:val="false"/>
-                <w:u w:val="none"/>
-                <w:sz w:val="22"/>
-                <w:szCs w:val="22"/>
-                <w:color w:val="000000"/>
-              </w:rPr>
-            </w:pPr>
-            <w:r>
-              <w:rPr>
-                <w:rFonts w:ascii="Helvetica" w:hAnsi="Helvetica" w:eastAsia="Helvetica" w:cs="Helvetica"/>
-                <w:i w:val="false"/>
-                <w:b w:val="false"/>
-                <w:u w:val="none"/>
-                <w:sz w:val="22"/>
-                <w:szCs w:val="22"/>
-                <w:color w:val="000000"/>
-              </w:rPr>
-              <w:t xml:space="preserve">0.937</w:t>
+              <w:t xml:space="preserve">-2.7</w:t>
+            </w:r>
+          </w:p>
+        </w:tc>
+        <w:tc>
+          <w:tcPr>
+            <w:tcBorders>
+              <w:bottom w:val="none" w:sz="0" w:space="0" w:color="000000"/>
+              <w:top w:val="none" w:sz="0" w:space="0" w:color="000000"/>
+              <w:left w:val="none" w:sz="0" w:space="0" w:color="000000"/>
+              <w:right w:val="none" w:sz="0" w:space="0" w:color="000000"/>
+            </w:tcBorders>
+            <w:shd w:val="clear" w:color="auto" w:fill="FFFFFF"/>
+            <w:tcMar>
+              <w:top w:w="0" w:type="dxa"/>
+              <w:bottom w:w="0" w:type="dxa"/>
+              <w:left w:w="0" w:type="dxa"/>
+              <w:right w:w="0" w:type="dxa"/>
+            </w:tcMar>
+            <w:vAlign w:val="top"/>
+          </w:tcPr>
+          <w:p>
+            <w:pPr>
+              <w:pStyle w:val="Normal"/>
+              <w:jc w:val="center"/>
+              <w:pBdr>
+                <w:bottom w:val="none" w:sz="0" w:space="0" w:color="000000"/>
+                <w:top w:val="none" w:sz="0" w:space="0" w:color="000000"/>
+                <w:left w:val="none" w:sz="0" w:space="0" w:color="000000"/>
+                <w:right w:val="none" w:sz="0" w:space="0" w:color="000000"/>
+              </w:pBdr>
+              <w:spacing w:after="100" w:before="100" w:line="240"/>
+              <w:ind w:left="100" w:right="100" w:firstLine="0" w:firstLineChars="0"/>
+              <w:rPr>
+                <w:rFonts w:ascii="Helvetica" w:hAnsi="Helvetica" w:eastAsia="Helvetica" w:cs="Helvetica"/>
+                <w:i w:val="false"/>
+                <w:b w:val="false"/>
+                <w:u w:val="none"/>
+                <w:sz w:val="22"/>
+                <w:szCs w:val="22"/>
+                <w:color w:val="000000"/>
+              </w:rPr>
+            </w:pPr>
+            <w:r>
+              <w:rPr>
+                <w:rFonts w:ascii="Helvetica" w:hAnsi="Helvetica" w:eastAsia="Helvetica" w:cs="Helvetica"/>
+                <w:i w:val="false"/>
+                <w:b w:val="false"/>
+                <w:u w:val="none"/>
+                <w:sz w:val="22"/>
+                <w:szCs w:val="22"/>
+                <w:color w:val="000000"/>
+              </w:rPr>
+              <w:t xml:space="preserve">-32, 26</w:t>
+            </w:r>
+          </w:p>
+        </w:tc>
+        <w:tc>
+          <w:tcPr>
+            <w:tcBorders>
+              <w:bottom w:val="none" w:sz="0" w:space="0" w:color="000000"/>
+              <w:top w:val="none" w:sz="0" w:space="0" w:color="000000"/>
+              <w:left w:val="none" w:sz="0" w:space="0" w:color="000000"/>
+              <w:right w:val="none" w:sz="0" w:space="0" w:color="000000"/>
+            </w:tcBorders>
+            <w:shd w:val="clear" w:color="auto" w:fill="FFFFFF"/>
+            <w:tcMar>
+              <w:top w:w="0" w:type="dxa"/>
+              <w:bottom w:w="0" w:type="dxa"/>
+              <w:left w:w="0" w:type="dxa"/>
+              <w:right w:w="0" w:type="dxa"/>
+            </w:tcMar>
+            <w:vAlign w:val="top"/>
+          </w:tcPr>
+          <w:p>
+            <w:pPr>
+              <w:pStyle w:val="Normal"/>
+              <w:jc w:val="center"/>
+              <w:pBdr>
+                <w:bottom w:val="none" w:sz="0" w:space="0" w:color="000000"/>
+                <w:top w:val="none" w:sz="0" w:space="0" w:color="000000"/>
+                <w:left w:val="none" w:sz="0" w:space="0" w:color="000000"/>
+                <w:right w:val="none" w:sz="0" w:space="0" w:color="000000"/>
+              </w:pBdr>
+              <w:spacing w:after="100" w:before="100" w:line="240"/>
+              <w:ind w:left="100" w:right="100" w:firstLine="0" w:firstLineChars="0"/>
+              <w:rPr>
+                <w:rFonts w:ascii="Helvetica" w:hAnsi="Helvetica" w:eastAsia="Helvetica" w:cs="Helvetica"/>
+                <w:i w:val="false"/>
+                <w:b w:val="false"/>
+                <w:u w:val="none"/>
+                <w:sz w:val="22"/>
+                <w:szCs w:val="22"/>
+                <w:color w:val="000000"/>
+              </w:rPr>
+            </w:pPr>
+            <w:r>
+              <w:rPr>
+                <w:rFonts w:ascii="Helvetica" w:hAnsi="Helvetica" w:eastAsia="Helvetica" w:cs="Helvetica"/>
+                <w:i w:val="false"/>
+                <w:b w:val="false"/>
+                <w:u w:val="none"/>
+                <w:sz w:val="22"/>
+                <w:szCs w:val="22"/>
+                <w:color w:val="000000"/>
+              </w:rPr>
+              <w:t xml:space="preserve">0.854</w:t>
             </w:r>
           </w:p>
         </w:tc>
@@ -11220,113 +11220,113 @@
                 <w:szCs w:val="22"/>
                 <w:color w:val="000000"/>
               </w:rPr>
-              <w:t xml:space="preserve">2.5</w:t>
-            </w:r>
-          </w:p>
-        </w:tc>
-        <w:tc>
-          <w:tcPr>
-            <w:tcBorders>
-              <w:bottom w:val="none" w:sz="0" w:space="0" w:color="000000"/>
-              <w:top w:val="none" w:sz="0" w:space="0" w:color="000000"/>
-              <w:left w:val="none" w:sz="0" w:space="0" w:color="000000"/>
-              <w:right w:val="none" w:sz="0" w:space="0" w:color="000000"/>
-            </w:tcBorders>
-            <w:shd w:val="clear" w:color="auto" w:fill="FFFFFF"/>
-            <w:tcMar>
-              <w:top w:w="0" w:type="dxa"/>
-              <w:bottom w:w="0" w:type="dxa"/>
-              <w:left w:w="0" w:type="dxa"/>
-              <w:right w:w="0" w:type="dxa"/>
-            </w:tcMar>
-            <w:vAlign w:val="top"/>
-          </w:tcPr>
-          <w:p>
-            <w:pPr>
-              <w:pStyle w:val="Normal"/>
-              <w:jc w:val="center"/>
-              <w:pBdr>
-                <w:bottom w:val="none" w:sz="0" w:space="0" w:color="000000"/>
-                <w:top w:val="none" w:sz="0" w:space="0" w:color="000000"/>
-                <w:left w:val="none" w:sz="0" w:space="0" w:color="000000"/>
-                <w:right w:val="none" w:sz="0" w:space="0" w:color="000000"/>
-              </w:pBdr>
-              <w:spacing w:after="100" w:before="100" w:line="240"/>
-              <w:ind w:left="100" w:right="100" w:firstLine="0" w:firstLineChars="0"/>
-              <w:rPr>
-                <w:rFonts w:ascii="Helvetica" w:hAnsi="Helvetica" w:eastAsia="Helvetica" w:cs="Helvetica"/>
-                <w:i w:val="false"/>
-                <w:b w:val="false"/>
-                <w:u w:val="none"/>
-                <w:sz w:val="22"/>
-                <w:szCs w:val="22"/>
-                <w:color w:val="000000"/>
-              </w:rPr>
-            </w:pPr>
-            <w:r>
-              <w:rPr>
-                <w:rFonts w:ascii="Helvetica" w:hAnsi="Helvetica" w:eastAsia="Helvetica" w:cs="Helvetica"/>
-                <w:i w:val="false"/>
-                <w:b w:val="false"/>
-                <w:u w:val="none"/>
-                <w:sz w:val="22"/>
-                <w:szCs w:val="22"/>
-                <w:color w:val="000000"/>
-              </w:rPr>
-              <w:t xml:space="preserve">-10, 15</w:t>
-            </w:r>
-          </w:p>
-        </w:tc>
-        <w:tc>
-          <w:tcPr>
-            <w:tcBorders>
-              <w:bottom w:val="none" w:sz="0" w:space="0" w:color="000000"/>
-              <w:top w:val="none" w:sz="0" w:space="0" w:color="000000"/>
-              <w:left w:val="none" w:sz="0" w:space="0" w:color="000000"/>
-              <w:right w:val="none" w:sz="0" w:space="0" w:color="000000"/>
-            </w:tcBorders>
-            <w:shd w:val="clear" w:color="auto" w:fill="FFFFFF"/>
-            <w:tcMar>
-              <w:top w:w="0" w:type="dxa"/>
-              <w:bottom w:w="0" w:type="dxa"/>
-              <w:left w:w="0" w:type="dxa"/>
-              <w:right w:w="0" w:type="dxa"/>
-            </w:tcMar>
-            <w:vAlign w:val="top"/>
-          </w:tcPr>
-          <w:p>
-            <w:pPr>
-              <w:pStyle w:val="Normal"/>
-              <w:jc w:val="center"/>
-              <w:pBdr>
-                <w:bottom w:val="none" w:sz="0" w:space="0" w:color="000000"/>
-                <w:top w:val="none" w:sz="0" w:space="0" w:color="000000"/>
-                <w:left w:val="none" w:sz="0" w:space="0" w:color="000000"/>
-                <w:right w:val="none" w:sz="0" w:space="0" w:color="000000"/>
-              </w:pBdr>
-              <w:spacing w:after="100" w:before="100" w:line="240"/>
-              <w:ind w:left="100" w:right="100" w:firstLine="0" w:firstLineChars="0"/>
-              <w:rPr>
-                <w:rFonts w:ascii="Helvetica" w:hAnsi="Helvetica" w:eastAsia="Helvetica" w:cs="Helvetica"/>
-                <w:i w:val="false"/>
-                <w:b w:val="false"/>
-                <w:u w:val="none"/>
-                <w:sz w:val="22"/>
-                <w:szCs w:val="22"/>
-                <w:color w:val="000000"/>
-              </w:rPr>
-            </w:pPr>
-            <w:r>
-              <w:rPr>
-                <w:rFonts w:ascii="Helvetica" w:hAnsi="Helvetica" w:eastAsia="Helvetica" w:cs="Helvetica"/>
-                <w:i w:val="false"/>
-                <w:b w:val="false"/>
-                <w:u w:val="none"/>
-                <w:sz w:val="22"/>
-                <w:szCs w:val="22"/>
-                <w:color w:val="000000"/>
-              </w:rPr>
-              <w:t xml:space="preserve">0.702</w:t>
+              <w:t xml:space="preserve">2.9</w:t>
+            </w:r>
+          </w:p>
+        </w:tc>
+        <w:tc>
+          <w:tcPr>
+            <w:tcBorders>
+              <w:bottom w:val="none" w:sz="0" w:space="0" w:color="000000"/>
+              <w:top w:val="none" w:sz="0" w:space="0" w:color="000000"/>
+              <w:left w:val="none" w:sz="0" w:space="0" w:color="000000"/>
+              <w:right w:val="none" w:sz="0" w:space="0" w:color="000000"/>
+            </w:tcBorders>
+            <w:shd w:val="clear" w:color="auto" w:fill="FFFFFF"/>
+            <w:tcMar>
+              <w:top w:w="0" w:type="dxa"/>
+              <w:bottom w:w="0" w:type="dxa"/>
+              <w:left w:w="0" w:type="dxa"/>
+              <w:right w:w="0" w:type="dxa"/>
+            </w:tcMar>
+            <w:vAlign w:val="top"/>
+          </w:tcPr>
+          <w:p>
+            <w:pPr>
+              <w:pStyle w:val="Normal"/>
+              <w:jc w:val="center"/>
+              <w:pBdr>
+                <w:bottom w:val="none" w:sz="0" w:space="0" w:color="000000"/>
+                <w:top w:val="none" w:sz="0" w:space="0" w:color="000000"/>
+                <w:left w:val="none" w:sz="0" w:space="0" w:color="000000"/>
+                <w:right w:val="none" w:sz="0" w:space="0" w:color="000000"/>
+              </w:pBdr>
+              <w:spacing w:after="100" w:before="100" w:line="240"/>
+              <w:ind w:left="100" w:right="100" w:firstLine="0" w:firstLineChars="0"/>
+              <w:rPr>
+                <w:rFonts w:ascii="Helvetica" w:hAnsi="Helvetica" w:eastAsia="Helvetica" w:cs="Helvetica"/>
+                <w:i w:val="false"/>
+                <w:b w:val="false"/>
+                <w:u w:val="none"/>
+                <w:sz w:val="22"/>
+                <w:szCs w:val="22"/>
+                <w:color w:val="000000"/>
+              </w:rPr>
+            </w:pPr>
+            <w:r>
+              <w:rPr>
+                <w:rFonts w:ascii="Helvetica" w:hAnsi="Helvetica" w:eastAsia="Helvetica" w:cs="Helvetica"/>
+                <w:i w:val="false"/>
+                <w:b w:val="false"/>
+                <w:u w:val="none"/>
+                <w:sz w:val="22"/>
+                <w:szCs w:val="22"/>
+                <w:color w:val="000000"/>
+              </w:rPr>
+              <w:t xml:space="preserve">-9.8, 16</w:t>
+            </w:r>
+          </w:p>
+        </w:tc>
+        <w:tc>
+          <w:tcPr>
+            <w:tcBorders>
+              <w:bottom w:val="none" w:sz="0" w:space="0" w:color="000000"/>
+              <w:top w:val="none" w:sz="0" w:space="0" w:color="000000"/>
+              <w:left w:val="none" w:sz="0" w:space="0" w:color="000000"/>
+              <w:right w:val="none" w:sz="0" w:space="0" w:color="000000"/>
+            </w:tcBorders>
+            <w:shd w:val="clear" w:color="auto" w:fill="FFFFFF"/>
+            <w:tcMar>
+              <w:top w:w="0" w:type="dxa"/>
+              <w:bottom w:w="0" w:type="dxa"/>
+              <w:left w:w="0" w:type="dxa"/>
+              <w:right w:w="0" w:type="dxa"/>
+            </w:tcMar>
+            <w:vAlign w:val="top"/>
+          </w:tcPr>
+          <w:p>
+            <w:pPr>
+              <w:pStyle w:val="Normal"/>
+              <w:jc w:val="center"/>
+              <w:pBdr>
+                <w:bottom w:val="none" w:sz="0" w:space="0" w:color="000000"/>
+                <w:top w:val="none" w:sz="0" w:space="0" w:color="000000"/>
+                <w:left w:val="none" w:sz="0" w:space="0" w:color="000000"/>
+                <w:right w:val="none" w:sz="0" w:space="0" w:color="000000"/>
+              </w:pBdr>
+              <w:spacing w:after="100" w:before="100" w:line="240"/>
+              <w:ind w:left="100" w:right="100" w:firstLine="0" w:firstLineChars="0"/>
+              <w:rPr>
+                <w:rFonts w:ascii="Helvetica" w:hAnsi="Helvetica" w:eastAsia="Helvetica" w:cs="Helvetica"/>
+                <w:i w:val="false"/>
+                <w:b w:val="false"/>
+                <w:u w:val="none"/>
+                <w:sz w:val="22"/>
+                <w:szCs w:val="22"/>
+                <w:color w:val="000000"/>
+              </w:rPr>
+            </w:pPr>
+            <w:r>
+              <w:rPr>
+                <w:rFonts w:ascii="Helvetica" w:hAnsi="Helvetica" w:eastAsia="Helvetica" w:cs="Helvetica"/>
+                <w:i w:val="false"/>
+                <w:b w:val="false"/>
+                <w:u w:val="none"/>
+                <w:sz w:val="22"/>
+                <w:szCs w:val="22"/>
+                <w:color w:val="000000"/>
+              </w:rPr>
+              <w:t xml:space="preserve">0.651</w:t>
             </w:r>
           </w:p>
         </w:tc>
@@ -11703,113 +11703,113 @@
                 <w:szCs w:val="22"/>
                 <w:color w:val="000000"/>
               </w:rPr>
-              <w:t xml:space="preserve">-6.4</w:t>
-            </w:r>
-          </w:p>
-        </w:tc>
-        <w:tc>
-          <w:tcPr>
-            <w:tcBorders>
-              <w:bottom w:val="none" w:sz="0" w:space="0" w:color="000000"/>
-              <w:top w:val="none" w:sz="0" w:space="0" w:color="000000"/>
-              <w:left w:val="none" w:sz="0" w:space="0" w:color="000000"/>
-              <w:right w:val="none" w:sz="0" w:space="0" w:color="000000"/>
-            </w:tcBorders>
-            <w:shd w:val="clear" w:color="auto" w:fill="FFFFFF"/>
-            <w:tcMar>
-              <w:top w:w="0" w:type="dxa"/>
-              <w:bottom w:w="0" w:type="dxa"/>
-              <w:left w:w="0" w:type="dxa"/>
-              <w:right w:w="0" w:type="dxa"/>
-            </w:tcMar>
-            <w:vAlign w:val="top"/>
-          </w:tcPr>
-          <w:p>
-            <w:pPr>
-              <w:pStyle w:val="Normal"/>
-              <w:jc w:val="center"/>
-              <w:pBdr>
-                <w:bottom w:val="none" w:sz="0" w:space="0" w:color="000000"/>
-                <w:top w:val="none" w:sz="0" w:space="0" w:color="000000"/>
-                <w:left w:val="none" w:sz="0" w:space="0" w:color="000000"/>
-                <w:right w:val="none" w:sz="0" w:space="0" w:color="000000"/>
-              </w:pBdr>
-              <w:spacing w:after="100" w:before="100" w:line="240"/>
-              <w:ind w:left="100" w:right="100" w:firstLine="0" w:firstLineChars="0"/>
-              <w:rPr>
-                <w:rFonts w:ascii="Helvetica" w:hAnsi="Helvetica" w:eastAsia="Helvetica" w:cs="Helvetica"/>
-                <w:i w:val="false"/>
-                <w:b w:val="false"/>
-                <w:u w:val="none"/>
-                <w:sz w:val="22"/>
-                <w:szCs w:val="22"/>
-                <w:color w:val="000000"/>
-              </w:rPr>
-            </w:pPr>
-            <w:r>
-              <w:rPr>
-                <w:rFonts w:ascii="Helvetica" w:hAnsi="Helvetica" w:eastAsia="Helvetica" w:cs="Helvetica"/>
-                <w:i w:val="false"/>
-                <w:b w:val="false"/>
-                <w:u w:val="none"/>
-                <w:sz w:val="22"/>
-                <w:szCs w:val="22"/>
-                <w:color w:val="000000"/>
-              </w:rPr>
-              <w:t xml:space="preserve">-17, 3.8</w:t>
-            </w:r>
-          </w:p>
-        </w:tc>
-        <w:tc>
-          <w:tcPr>
-            <w:tcBorders>
-              <w:bottom w:val="none" w:sz="0" w:space="0" w:color="000000"/>
-              <w:top w:val="none" w:sz="0" w:space="0" w:color="000000"/>
-              <w:left w:val="none" w:sz="0" w:space="0" w:color="000000"/>
-              <w:right w:val="none" w:sz="0" w:space="0" w:color="000000"/>
-            </w:tcBorders>
-            <w:shd w:val="clear" w:color="auto" w:fill="FFFFFF"/>
-            <w:tcMar>
-              <w:top w:w="0" w:type="dxa"/>
-              <w:bottom w:w="0" w:type="dxa"/>
-              <w:left w:w="0" w:type="dxa"/>
-              <w:right w:w="0" w:type="dxa"/>
-            </w:tcMar>
-            <w:vAlign w:val="top"/>
-          </w:tcPr>
-          <w:p>
-            <w:pPr>
-              <w:pStyle w:val="Normal"/>
-              <w:jc w:val="center"/>
-              <w:pBdr>
-                <w:bottom w:val="none" w:sz="0" w:space="0" w:color="000000"/>
-                <w:top w:val="none" w:sz="0" w:space="0" w:color="000000"/>
-                <w:left w:val="none" w:sz="0" w:space="0" w:color="000000"/>
-                <w:right w:val="none" w:sz="0" w:space="0" w:color="000000"/>
-              </w:pBdr>
-              <w:spacing w:after="100" w:before="100" w:line="240"/>
-              <w:ind w:left="100" w:right="100" w:firstLine="0" w:firstLineChars="0"/>
-              <w:rPr>
-                <w:rFonts w:ascii="Helvetica" w:hAnsi="Helvetica" w:eastAsia="Helvetica" w:cs="Helvetica"/>
-                <w:i w:val="false"/>
-                <w:b w:val="false"/>
-                <w:u w:val="none"/>
-                <w:sz w:val="22"/>
-                <w:szCs w:val="22"/>
-                <w:color w:val="000000"/>
-              </w:rPr>
-            </w:pPr>
-            <w:r>
-              <w:rPr>
-                <w:rFonts w:ascii="Helvetica" w:hAnsi="Helvetica" w:eastAsia="Helvetica" w:cs="Helvetica"/>
-                <w:i w:val="false"/>
-                <w:b w:val="false"/>
-                <w:u w:val="none"/>
-                <w:sz w:val="22"/>
-                <w:szCs w:val="22"/>
-                <w:color w:val="000000"/>
-              </w:rPr>
-              <w:t xml:space="preserve">0.218</w:t>
+              <w:t xml:space="preserve">-6.7</w:t>
+            </w:r>
+          </w:p>
+        </w:tc>
+        <w:tc>
+          <w:tcPr>
+            <w:tcBorders>
+              <w:bottom w:val="none" w:sz="0" w:space="0" w:color="000000"/>
+              <w:top w:val="none" w:sz="0" w:space="0" w:color="000000"/>
+              <w:left w:val="none" w:sz="0" w:space="0" w:color="000000"/>
+              <w:right w:val="none" w:sz="0" w:space="0" w:color="000000"/>
+            </w:tcBorders>
+            <w:shd w:val="clear" w:color="auto" w:fill="FFFFFF"/>
+            <w:tcMar>
+              <w:top w:w="0" w:type="dxa"/>
+              <w:bottom w:w="0" w:type="dxa"/>
+              <w:left w:w="0" w:type="dxa"/>
+              <w:right w:w="0" w:type="dxa"/>
+            </w:tcMar>
+            <w:vAlign w:val="top"/>
+          </w:tcPr>
+          <w:p>
+            <w:pPr>
+              <w:pStyle w:val="Normal"/>
+              <w:jc w:val="center"/>
+              <w:pBdr>
+                <w:bottom w:val="none" w:sz="0" w:space="0" w:color="000000"/>
+                <w:top w:val="none" w:sz="0" w:space="0" w:color="000000"/>
+                <w:left w:val="none" w:sz="0" w:space="0" w:color="000000"/>
+                <w:right w:val="none" w:sz="0" w:space="0" w:color="000000"/>
+              </w:pBdr>
+              <w:spacing w:after="100" w:before="100" w:line="240"/>
+              <w:ind w:left="100" w:right="100" w:firstLine="0" w:firstLineChars="0"/>
+              <w:rPr>
+                <w:rFonts w:ascii="Helvetica" w:hAnsi="Helvetica" w:eastAsia="Helvetica" w:cs="Helvetica"/>
+                <w:i w:val="false"/>
+                <w:b w:val="false"/>
+                <w:u w:val="none"/>
+                <w:sz w:val="22"/>
+                <w:szCs w:val="22"/>
+                <w:color w:val="000000"/>
+              </w:rPr>
+            </w:pPr>
+            <w:r>
+              <w:rPr>
+                <w:rFonts w:ascii="Helvetica" w:hAnsi="Helvetica" w:eastAsia="Helvetica" w:cs="Helvetica"/>
+                <w:i w:val="false"/>
+                <w:b w:val="false"/>
+                <w:u w:val="none"/>
+                <w:sz w:val="22"/>
+                <w:szCs w:val="22"/>
+                <w:color w:val="000000"/>
+              </w:rPr>
+              <w:t xml:space="preserve">-17, 3.5</w:t>
+            </w:r>
+          </w:p>
+        </w:tc>
+        <w:tc>
+          <w:tcPr>
+            <w:tcBorders>
+              <w:bottom w:val="none" w:sz="0" w:space="0" w:color="000000"/>
+              <w:top w:val="none" w:sz="0" w:space="0" w:color="000000"/>
+              <w:left w:val="none" w:sz="0" w:space="0" w:color="000000"/>
+              <w:right w:val="none" w:sz="0" w:space="0" w:color="000000"/>
+            </w:tcBorders>
+            <w:shd w:val="clear" w:color="auto" w:fill="FFFFFF"/>
+            <w:tcMar>
+              <w:top w:w="0" w:type="dxa"/>
+              <w:bottom w:w="0" w:type="dxa"/>
+              <w:left w:w="0" w:type="dxa"/>
+              <w:right w:w="0" w:type="dxa"/>
+            </w:tcMar>
+            <w:vAlign w:val="top"/>
+          </w:tcPr>
+          <w:p>
+            <w:pPr>
+              <w:pStyle w:val="Normal"/>
+              <w:jc w:val="center"/>
+              <w:pBdr>
+                <w:bottom w:val="none" w:sz="0" w:space="0" w:color="000000"/>
+                <w:top w:val="none" w:sz="0" w:space="0" w:color="000000"/>
+                <w:left w:val="none" w:sz="0" w:space="0" w:color="000000"/>
+                <w:right w:val="none" w:sz="0" w:space="0" w:color="000000"/>
+              </w:pBdr>
+              <w:spacing w:after="100" w:before="100" w:line="240"/>
+              <w:ind w:left="100" w:right="100" w:firstLine="0" w:firstLineChars="0"/>
+              <w:rPr>
+                <w:rFonts w:ascii="Helvetica" w:hAnsi="Helvetica" w:eastAsia="Helvetica" w:cs="Helvetica"/>
+                <w:i w:val="false"/>
+                <w:b w:val="false"/>
+                <w:u w:val="none"/>
+                <w:sz w:val="22"/>
+                <w:szCs w:val="22"/>
+                <w:color w:val="000000"/>
+              </w:rPr>
+            </w:pPr>
+            <w:r>
+              <w:rPr>
+                <w:rFonts w:ascii="Helvetica" w:hAnsi="Helvetica" w:eastAsia="Helvetica" w:cs="Helvetica"/>
+                <w:i w:val="false"/>
+                <w:b w:val="false"/>
+                <w:u w:val="none"/>
+                <w:sz w:val="22"/>
+                <w:szCs w:val="22"/>
+                <w:color w:val="000000"/>
+              </w:rPr>
+              <w:t xml:space="preserve">0.193</w:t>
             </w:r>
           </w:p>
         </w:tc>
@@ -12186,7 +12186,7 @@
                 <w:szCs w:val="22"/>
                 <w:color w:val="000000"/>
               </w:rPr>
-              <w:t xml:space="preserve">-1.9</w:t>
+              <w:t xml:space="preserve">-2.4</w:t>
             </w:r>
           </w:p>
         </w:tc>
@@ -12292,7 +12292,7 @@
                 <w:szCs w:val="22"/>
                 <w:color w:val="000000"/>
               </w:rPr>
-              <w:t xml:space="preserve">0.824</w:t>
+              <w:t xml:space="preserve">0.778</w:t>
             </w:r>
           </w:p>
         </w:tc>
@@ -12775,7 +12775,7 @@
                 <w:szCs w:val="22"/>
                 <w:color w:val="000000"/>
               </w:rPr>
-              <w:t xml:space="preserve">0.313</w:t>
+              <w:t xml:space="preserve">0.338</w:t>
             </w:r>
           </w:p>
         </w:tc>
@@ -13152,113 +13152,113 @@
                 <w:szCs w:val="22"/>
                 <w:color w:val="000000"/>
               </w:rPr>
-              <w:t xml:space="preserve">9.4</w:t>
-            </w:r>
-          </w:p>
-        </w:tc>
-        <w:tc>
-          <w:tcPr>
-            <w:tcBorders>
-              <w:bottom w:val="none" w:sz="0" w:space="0" w:color="000000"/>
-              <w:top w:val="none" w:sz="0" w:space="0" w:color="000000"/>
-              <w:left w:val="none" w:sz="0" w:space="0" w:color="000000"/>
-              <w:right w:val="none" w:sz="0" w:space="0" w:color="000000"/>
-            </w:tcBorders>
-            <w:shd w:val="clear" w:color="auto" w:fill="FFFFFF"/>
-            <w:tcMar>
-              <w:top w:w="0" w:type="dxa"/>
-              <w:bottom w:w="0" w:type="dxa"/>
-              <w:left w:w="0" w:type="dxa"/>
-              <w:right w:w="0" w:type="dxa"/>
-            </w:tcMar>
-            <w:vAlign w:val="top"/>
-          </w:tcPr>
-          <w:p>
-            <w:pPr>
-              <w:pStyle w:val="Normal"/>
-              <w:jc w:val="center"/>
-              <w:pBdr>
-                <w:bottom w:val="none" w:sz="0" w:space="0" w:color="000000"/>
-                <w:top w:val="none" w:sz="0" w:space="0" w:color="000000"/>
-                <w:left w:val="none" w:sz="0" w:space="0" w:color="000000"/>
-                <w:right w:val="none" w:sz="0" w:space="0" w:color="000000"/>
-              </w:pBdr>
-              <w:spacing w:after="100" w:before="100" w:line="240"/>
-              <w:ind w:left="100" w:right="100" w:firstLine="0" w:firstLineChars="0"/>
-              <w:rPr>
-                <w:rFonts w:ascii="Helvetica" w:hAnsi="Helvetica" w:eastAsia="Helvetica" w:cs="Helvetica"/>
-                <w:i w:val="false"/>
-                <w:b w:val="false"/>
-                <w:u w:val="none"/>
-                <w:sz w:val="22"/>
-                <w:szCs w:val="22"/>
-                <w:color w:val="000000"/>
-              </w:rPr>
-            </w:pPr>
-            <w:r>
-              <w:rPr>
-                <w:rFonts w:ascii="Helvetica" w:hAnsi="Helvetica" w:eastAsia="Helvetica" w:cs="Helvetica"/>
-                <w:i w:val="false"/>
-                <w:b w:val="false"/>
-                <w:u w:val="none"/>
-                <w:sz w:val="22"/>
-                <w:szCs w:val="22"/>
-                <w:color w:val="000000"/>
-              </w:rPr>
-              <w:t xml:space="preserve">-1.3, 20</w:t>
-            </w:r>
-          </w:p>
-        </w:tc>
-        <w:tc>
-          <w:tcPr>
-            <w:tcBorders>
-              <w:bottom w:val="none" w:sz="0" w:space="0" w:color="000000"/>
-              <w:top w:val="none" w:sz="0" w:space="0" w:color="000000"/>
-              <w:left w:val="none" w:sz="0" w:space="0" w:color="000000"/>
-              <w:right w:val="none" w:sz="0" w:space="0" w:color="000000"/>
-            </w:tcBorders>
-            <w:shd w:val="clear" w:color="auto" w:fill="FFFFFF"/>
-            <w:tcMar>
-              <w:top w:w="0" w:type="dxa"/>
-              <w:bottom w:w="0" w:type="dxa"/>
-              <w:left w:w="0" w:type="dxa"/>
-              <w:right w:w="0" w:type="dxa"/>
-            </w:tcMar>
-            <w:vAlign w:val="top"/>
-          </w:tcPr>
-          <w:p>
-            <w:pPr>
-              <w:pStyle w:val="Normal"/>
-              <w:jc w:val="center"/>
-              <w:pBdr>
-                <w:bottom w:val="none" w:sz="0" w:space="0" w:color="000000"/>
-                <w:top w:val="none" w:sz="0" w:space="0" w:color="000000"/>
-                <w:left w:val="none" w:sz="0" w:space="0" w:color="000000"/>
-                <w:right w:val="none" w:sz="0" w:space="0" w:color="000000"/>
-              </w:pBdr>
-              <w:spacing w:after="100" w:before="100" w:line="240"/>
-              <w:ind w:left="100" w:right="100" w:firstLine="0" w:firstLineChars="0"/>
-              <w:rPr>
-                <w:rFonts w:ascii="Helvetica" w:hAnsi="Helvetica" w:eastAsia="Helvetica" w:cs="Helvetica"/>
-                <w:i w:val="false"/>
-                <w:b w:val="false"/>
-                <w:u w:val="none"/>
-                <w:sz w:val="22"/>
-                <w:szCs w:val="22"/>
-                <w:color w:val="000000"/>
-              </w:rPr>
-            </w:pPr>
-            <w:r>
-              <w:rPr>
-                <w:rFonts w:ascii="Helvetica" w:hAnsi="Helvetica" w:eastAsia="Helvetica" w:cs="Helvetica"/>
-                <w:i w:val="false"/>
-                <w:b w:val="false"/>
-                <w:u w:val="none"/>
-                <w:sz w:val="22"/>
-                <w:szCs w:val="22"/>
-                <w:color w:val="000000"/>
-              </w:rPr>
-              <w:t xml:space="preserve">0.084</w:t>
+              <w:t xml:space="preserve">9.5</w:t>
+            </w:r>
+          </w:p>
+        </w:tc>
+        <w:tc>
+          <w:tcPr>
+            <w:tcBorders>
+              <w:bottom w:val="none" w:sz="0" w:space="0" w:color="000000"/>
+              <w:top w:val="none" w:sz="0" w:space="0" w:color="000000"/>
+              <w:left w:val="none" w:sz="0" w:space="0" w:color="000000"/>
+              <w:right w:val="none" w:sz="0" w:space="0" w:color="000000"/>
+            </w:tcBorders>
+            <w:shd w:val="clear" w:color="auto" w:fill="FFFFFF"/>
+            <w:tcMar>
+              <w:top w:w="0" w:type="dxa"/>
+              <w:bottom w:w="0" w:type="dxa"/>
+              <w:left w:w="0" w:type="dxa"/>
+              <w:right w:w="0" w:type="dxa"/>
+            </w:tcMar>
+            <w:vAlign w:val="top"/>
+          </w:tcPr>
+          <w:p>
+            <w:pPr>
+              <w:pStyle w:val="Normal"/>
+              <w:jc w:val="center"/>
+              <w:pBdr>
+                <w:bottom w:val="none" w:sz="0" w:space="0" w:color="000000"/>
+                <w:top w:val="none" w:sz="0" w:space="0" w:color="000000"/>
+                <w:left w:val="none" w:sz="0" w:space="0" w:color="000000"/>
+                <w:right w:val="none" w:sz="0" w:space="0" w:color="000000"/>
+              </w:pBdr>
+              <w:spacing w:after="100" w:before="100" w:line="240"/>
+              <w:ind w:left="100" w:right="100" w:firstLine="0" w:firstLineChars="0"/>
+              <w:rPr>
+                <w:rFonts w:ascii="Helvetica" w:hAnsi="Helvetica" w:eastAsia="Helvetica" w:cs="Helvetica"/>
+                <w:i w:val="false"/>
+                <w:b w:val="false"/>
+                <w:u w:val="none"/>
+                <w:sz w:val="22"/>
+                <w:szCs w:val="22"/>
+                <w:color w:val="000000"/>
+              </w:rPr>
+            </w:pPr>
+            <w:r>
+              <w:rPr>
+                <w:rFonts w:ascii="Helvetica" w:hAnsi="Helvetica" w:eastAsia="Helvetica" w:cs="Helvetica"/>
+                <w:i w:val="false"/>
+                <w:b w:val="false"/>
+                <w:u w:val="none"/>
+                <w:sz w:val="22"/>
+                <w:szCs w:val="22"/>
+                <w:color w:val="000000"/>
+              </w:rPr>
+              <w:t xml:space="preserve">-1.2, 20</w:t>
+            </w:r>
+          </w:p>
+        </w:tc>
+        <w:tc>
+          <w:tcPr>
+            <w:tcBorders>
+              <w:bottom w:val="none" w:sz="0" w:space="0" w:color="000000"/>
+              <w:top w:val="none" w:sz="0" w:space="0" w:color="000000"/>
+              <w:left w:val="none" w:sz="0" w:space="0" w:color="000000"/>
+              <w:right w:val="none" w:sz="0" w:space="0" w:color="000000"/>
+            </w:tcBorders>
+            <w:shd w:val="clear" w:color="auto" w:fill="FFFFFF"/>
+            <w:tcMar>
+              <w:top w:w="0" w:type="dxa"/>
+              <w:bottom w:w="0" w:type="dxa"/>
+              <w:left w:w="0" w:type="dxa"/>
+              <w:right w:w="0" w:type="dxa"/>
+            </w:tcMar>
+            <w:vAlign w:val="top"/>
+          </w:tcPr>
+          <w:p>
+            <w:pPr>
+              <w:pStyle w:val="Normal"/>
+              <w:jc w:val="center"/>
+              <w:pBdr>
+                <w:bottom w:val="none" w:sz="0" w:space="0" w:color="000000"/>
+                <w:top w:val="none" w:sz="0" w:space="0" w:color="000000"/>
+                <w:left w:val="none" w:sz="0" w:space="0" w:color="000000"/>
+                <w:right w:val="none" w:sz="0" w:space="0" w:color="000000"/>
+              </w:pBdr>
+              <w:spacing w:after="100" w:before="100" w:line="240"/>
+              <w:ind w:left="100" w:right="100" w:firstLine="0" w:firstLineChars="0"/>
+              <w:rPr>
+                <w:rFonts w:ascii="Helvetica" w:hAnsi="Helvetica" w:eastAsia="Helvetica" w:cs="Helvetica"/>
+                <w:i w:val="false"/>
+                <w:b w:val="false"/>
+                <w:u w:val="none"/>
+                <w:sz w:val="22"/>
+                <w:szCs w:val="22"/>
+                <w:color w:val="000000"/>
+              </w:rPr>
+            </w:pPr>
+            <w:r>
+              <w:rPr>
+                <w:rFonts w:ascii="Helvetica" w:hAnsi="Helvetica" w:eastAsia="Helvetica" w:cs="Helvetica"/>
+                <w:i w:val="false"/>
+                <w:b w:val="false"/>
+                <w:u w:val="none"/>
+                <w:sz w:val="22"/>
+                <w:szCs w:val="22"/>
+                <w:color w:val="000000"/>
+              </w:rPr>
+              <w:t xml:space="preserve">0.081</w:t>
             </w:r>
           </w:p>
         </w:tc>
@@ -13635,113 +13635,113 @@
                 <w:szCs w:val="22"/>
                 <w:color w:val="000000"/>
               </w:rPr>
-              <w:t xml:space="preserve">-0.02</w:t>
-            </w:r>
-          </w:p>
-        </w:tc>
-        <w:tc>
-          <w:tcPr>
-            <w:tcBorders>
-              <w:bottom w:val="none" w:sz="0" w:space="0" w:color="000000"/>
-              <w:top w:val="none" w:sz="0" w:space="0" w:color="000000"/>
-              <w:left w:val="none" w:sz="0" w:space="0" w:color="000000"/>
-              <w:right w:val="none" w:sz="0" w:space="0" w:color="000000"/>
-            </w:tcBorders>
-            <w:shd w:val="clear" w:color="auto" w:fill="FFFFFF"/>
-            <w:tcMar>
-              <w:top w:w="0" w:type="dxa"/>
-              <w:bottom w:w="0" w:type="dxa"/>
-              <w:left w:w="0" w:type="dxa"/>
-              <w:right w:w="0" w:type="dxa"/>
-            </w:tcMar>
-            <w:vAlign w:val="top"/>
-          </w:tcPr>
-          <w:p>
-            <w:pPr>
-              <w:pStyle w:val="Normal"/>
-              <w:jc w:val="center"/>
-              <w:pBdr>
-                <w:bottom w:val="none" w:sz="0" w:space="0" w:color="000000"/>
-                <w:top w:val="none" w:sz="0" w:space="0" w:color="000000"/>
-                <w:left w:val="none" w:sz="0" w:space="0" w:color="000000"/>
-                <w:right w:val="none" w:sz="0" w:space="0" w:color="000000"/>
-              </w:pBdr>
-              <w:spacing w:after="100" w:before="100" w:line="240"/>
-              <w:ind w:left="100" w:right="100" w:firstLine="0" w:firstLineChars="0"/>
-              <w:rPr>
-                <w:rFonts w:ascii="Helvetica" w:hAnsi="Helvetica" w:eastAsia="Helvetica" w:cs="Helvetica"/>
-                <w:i w:val="false"/>
-                <w:b w:val="false"/>
-                <w:u w:val="none"/>
-                <w:sz w:val="22"/>
-                <w:szCs w:val="22"/>
-                <w:color w:val="000000"/>
-              </w:rPr>
-            </w:pPr>
-            <w:r>
-              <w:rPr>
-                <w:rFonts w:ascii="Helvetica" w:hAnsi="Helvetica" w:eastAsia="Helvetica" w:cs="Helvetica"/>
-                <w:i w:val="false"/>
-                <w:b w:val="false"/>
-                <w:u w:val="none"/>
-                <w:sz w:val="22"/>
-                <w:szCs w:val="22"/>
-                <w:color w:val="000000"/>
-              </w:rPr>
-              <w:t xml:space="preserve">-0.54, 0.50</w:t>
-            </w:r>
-          </w:p>
-        </w:tc>
-        <w:tc>
-          <w:tcPr>
-            <w:tcBorders>
-              <w:bottom w:val="none" w:sz="0" w:space="0" w:color="000000"/>
-              <w:top w:val="none" w:sz="0" w:space="0" w:color="000000"/>
-              <w:left w:val="none" w:sz="0" w:space="0" w:color="000000"/>
-              <w:right w:val="none" w:sz="0" w:space="0" w:color="000000"/>
-            </w:tcBorders>
-            <w:shd w:val="clear" w:color="auto" w:fill="FFFFFF"/>
-            <w:tcMar>
-              <w:top w:w="0" w:type="dxa"/>
-              <w:bottom w:w="0" w:type="dxa"/>
-              <w:left w:w="0" w:type="dxa"/>
-              <w:right w:w="0" w:type="dxa"/>
-            </w:tcMar>
-            <w:vAlign w:val="top"/>
-          </w:tcPr>
-          <w:p>
-            <w:pPr>
-              <w:pStyle w:val="Normal"/>
-              <w:jc w:val="center"/>
-              <w:pBdr>
-                <w:bottom w:val="none" w:sz="0" w:space="0" w:color="000000"/>
-                <w:top w:val="none" w:sz="0" w:space="0" w:color="000000"/>
-                <w:left w:val="none" w:sz="0" w:space="0" w:color="000000"/>
-                <w:right w:val="none" w:sz="0" w:space="0" w:color="000000"/>
-              </w:pBdr>
-              <w:spacing w:after="100" w:before="100" w:line="240"/>
-              <w:ind w:left="100" w:right="100" w:firstLine="0" w:firstLineChars="0"/>
-              <w:rPr>
-                <w:rFonts w:ascii="Helvetica" w:hAnsi="Helvetica" w:eastAsia="Helvetica" w:cs="Helvetica"/>
-                <w:i w:val="false"/>
-                <w:b w:val="false"/>
-                <w:u w:val="none"/>
-                <w:sz w:val="22"/>
-                <w:szCs w:val="22"/>
-                <w:color w:val="000000"/>
-              </w:rPr>
-            </w:pPr>
-            <w:r>
-              <w:rPr>
-                <w:rFonts w:ascii="Helvetica" w:hAnsi="Helvetica" w:eastAsia="Helvetica" w:cs="Helvetica"/>
-                <w:i w:val="false"/>
-                <w:b w:val="false"/>
-                <w:u w:val="none"/>
-                <w:sz w:val="22"/>
-                <w:szCs w:val="22"/>
-                <w:color w:val="000000"/>
-              </w:rPr>
-              <w:t xml:space="preserve">0.935</w:t>
+              <w:t xml:space="preserve">-0.48</w:t>
+            </w:r>
+          </w:p>
+        </w:tc>
+        <w:tc>
+          <w:tcPr>
+            <w:tcBorders>
+              <w:bottom w:val="none" w:sz="0" w:space="0" w:color="000000"/>
+              <w:top w:val="none" w:sz="0" w:space="0" w:color="000000"/>
+              <w:left w:val="none" w:sz="0" w:space="0" w:color="000000"/>
+              <w:right w:val="none" w:sz="0" w:space="0" w:color="000000"/>
+            </w:tcBorders>
+            <w:shd w:val="clear" w:color="auto" w:fill="FFFFFF"/>
+            <w:tcMar>
+              <w:top w:w="0" w:type="dxa"/>
+              <w:bottom w:w="0" w:type="dxa"/>
+              <w:left w:w="0" w:type="dxa"/>
+              <w:right w:w="0" w:type="dxa"/>
+            </w:tcMar>
+            <w:vAlign w:val="top"/>
+          </w:tcPr>
+          <w:p>
+            <w:pPr>
+              <w:pStyle w:val="Normal"/>
+              <w:jc w:val="center"/>
+              <w:pBdr>
+                <w:bottom w:val="none" w:sz="0" w:space="0" w:color="000000"/>
+                <w:top w:val="none" w:sz="0" w:space="0" w:color="000000"/>
+                <w:left w:val="none" w:sz="0" w:space="0" w:color="000000"/>
+                <w:right w:val="none" w:sz="0" w:space="0" w:color="000000"/>
+              </w:pBdr>
+              <w:spacing w:after="100" w:before="100" w:line="240"/>
+              <w:ind w:left="100" w:right="100" w:firstLine="0" w:firstLineChars="0"/>
+              <w:rPr>
+                <w:rFonts w:ascii="Helvetica" w:hAnsi="Helvetica" w:eastAsia="Helvetica" w:cs="Helvetica"/>
+                <w:i w:val="false"/>
+                <w:b w:val="false"/>
+                <w:u w:val="none"/>
+                <w:sz w:val="22"/>
+                <w:szCs w:val="22"/>
+                <w:color w:val="000000"/>
+              </w:rPr>
+            </w:pPr>
+            <w:r>
+              <w:rPr>
+                <w:rFonts w:ascii="Helvetica" w:hAnsi="Helvetica" w:eastAsia="Helvetica" w:cs="Helvetica"/>
+                <w:i w:val="false"/>
+                <w:b w:val="false"/>
+                <w:u w:val="none"/>
+                <w:sz w:val="22"/>
+                <w:szCs w:val="22"/>
+                <w:color w:val="000000"/>
+              </w:rPr>
+              <w:t xml:space="preserve">-0.93, -0.03</w:t>
+            </w:r>
+          </w:p>
+        </w:tc>
+        <w:tc>
+          <w:tcPr>
+            <w:tcBorders>
+              <w:bottom w:val="none" w:sz="0" w:space="0" w:color="000000"/>
+              <w:top w:val="none" w:sz="0" w:space="0" w:color="000000"/>
+              <w:left w:val="none" w:sz="0" w:space="0" w:color="000000"/>
+              <w:right w:val="none" w:sz="0" w:space="0" w:color="000000"/>
+            </w:tcBorders>
+            <w:shd w:val="clear" w:color="auto" w:fill="FFFFFF"/>
+            <w:tcMar>
+              <w:top w:w="0" w:type="dxa"/>
+              <w:bottom w:w="0" w:type="dxa"/>
+              <w:left w:w="0" w:type="dxa"/>
+              <w:right w:w="0" w:type="dxa"/>
+            </w:tcMar>
+            <w:vAlign w:val="top"/>
+          </w:tcPr>
+          <w:p>
+            <w:pPr>
+              <w:pStyle w:val="Normal"/>
+              <w:jc w:val="center"/>
+              <w:pBdr>
+                <w:bottom w:val="none" w:sz="0" w:space="0" w:color="000000"/>
+                <w:top w:val="none" w:sz="0" w:space="0" w:color="000000"/>
+                <w:left w:val="none" w:sz="0" w:space="0" w:color="000000"/>
+                <w:right w:val="none" w:sz="0" w:space="0" w:color="000000"/>
+              </w:pBdr>
+              <w:spacing w:after="100" w:before="100" w:line="240"/>
+              <w:ind w:left="100" w:right="100" w:firstLine="0" w:firstLineChars="0"/>
+              <w:rPr>
+                <w:rFonts w:ascii="Helvetica" w:hAnsi="Helvetica" w:eastAsia="Helvetica" w:cs="Helvetica"/>
+                <w:i w:val="false"/>
+                <w:b w:val="false"/>
+                <w:u w:val="none"/>
+                <w:sz w:val="22"/>
+                <w:szCs w:val="22"/>
+                <w:color w:val="000000"/>
+              </w:rPr>
+            </w:pPr>
+            <w:r>
+              <w:rPr>
+                <w:rFonts w:ascii="Helvetica" w:hAnsi="Helvetica" w:eastAsia="Helvetica" w:cs="Helvetica"/>
+                <w:i w:val="false"/>
+                <w:b w:val="false"/>
+                <w:u w:val="none"/>
+                <w:sz w:val="22"/>
+                <w:szCs w:val="22"/>
+                <w:color w:val="000000"/>
+              </w:rPr>
+              <w:t xml:space="preserve">0.035</w:t>
             </w:r>
           </w:p>
         </w:tc>
@@ -14118,113 +14118,113 @@
                 <w:szCs w:val="22"/>
                 <w:color w:val="000000"/>
               </w:rPr>
-              <w:t xml:space="preserve">11</w:t>
-            </w:r>
-          </w:p>
-        </w:tc>
-        <w:tc>
-          <w:tcPr>
-            <w:tcBorders>
-              <w:bottom w:val="none" w:sz="0" w:space="0" w:color="000000"/>
-              <w:top w:val="none" w:sz="0" w:space="0" w:color="000000"/>
-              <w:left w:val="none" w:sz="0" w:space="0" w:color="000000"/>
-              <w:right w:val="none" w:sz="0" w:space="0" w:color="000000"/>
-            </w:tcBorders>
-            <w:shd w:val="clear" w:color="auto" w:fill="FFFFFF"/>
-            <w:tcMar>
-              <w:top w:w="0" w:type="dxa"/>
-              <w:bottom w:w="0" w:type="dxa"/>
-              <w:left w:w="0" w:type="dxa"/>
-              <w:right w:w="0" w:type="dxa"/>
-            </w:tcMar>
-            <w:vAlign w:val="top"/>
-          </w:tcPr>
-          <w:p>
-            <w:pPr>
-              <w:pStyle w:val="Normal"/>
-              <w:jc w:val="center"/>
-              <w:pBdr>
-                <w:bottom w:val="none" w:sz="0" w:space="0" w:color="000000"/>
-                <w:top w:val="none" w:sz="0" w:space="0" w:color="000000"/>
-                <w:left w:val="none" w:sz="0" w:space="0" w:color="000000"/>
-                <w:right w:val="none" w:sz="0" w:space="0" w:color="000000"/>
-              </w:pBdr>
-              <w:spacing w:after="100" w:before="100" w:line="240"/>
-              <w:ind w:left="100" w:right="100" w:firstLine="0" w:firstLineChars="0"/>
-              <w:rPr>
-                <w:rFonts w:ascii="Helvetica" w:hAnsi="Helvetica" w:eastAsia="Helvetica" w:cs="Helvetica"/>
-                <w:i w:val="false"/>
-                <w:b w:val="false"/>
-                <w:u w:val="none"/>
-                <w:sz w:val="22"/>
-                <w:szCs w:val="22"/>
-                <w:color w:val="000000"/>
-              </w:rPr>
-            </w:pPr>
-            <w:r>
-              <w:rPr>
-                <w:rFonts w:ascii="Helvetica" w:hAnsi="Helvetica" w:eastAsia="Helvetica" w:cs="Helvetica"/>
-                <w:i w:val="false"/>
-                <w:b w:val="false"/>
-                <w:u w:val="none"/>
-                <w:sz w:val="22"/>
-                <w:szCs w:val="22"/>
-                <w:color w:val="000000"/>
-              </w:rPr>
-              <w:t xml:space="preserve">3.5, 18</w:t>
-            </w:r>
-          </w:p>
-        </w:tc>
-        <w:tc>
-          <w:tcPr>
-            <w:tcBorders>
-              <w:bottom w:val="none" w:sz="0" w:space="0" w:color="000000"/>
-              <w:top w:val="none" w:sz="0" w:space="0" w:color="000000"/>
-              <w:left w:val="none" w:sz="0" w:space="0" w:color="000000"/>
-              <w:right w:val="none" w:sz="0" w:space="0" w:color="000000"/>
-            </w:tcBorders>
-            <w:shd w:val="clear" w:color="auto" w:fill="FFFFFF"/>
-            <w:tcMar>
-              <w:top w:w="0" w:type="dxa"/>
-              <w:bottom w:w="0" w:type="dxa"/>
-              <w:left w:w="0" w:type="dxa"/>
-              <w:right w:w="0" w:type="dxa"/>
-            </w:tcMar>
-            <w:vAlign w:val="top"/>
-          </w:tcPr>
-          <w:p>
-            <w:pPr>
-              <w:pStyle w:val="Normal"/>
-              <w:jc w:val="center"/>
-              <w:pBdr>
-                <w:bottom w:val="none" w:sz="0" w:space="0" w:color="000000"/>
-                <w:top w:val="none" w:sz="0" w:space="0" w:color="000000"/>
-                <w:left w:val="none" w:sz="0" w:space="0" w:color="000000"/>
-                <w:right w:val="none" w:sz="0" w:space="0" w:color="000000"/>
-              </w:pBdr>
-              <w:spacing w:after="100" w:before="100" w:line="240"/>
-              <w:ind w:left="100" w:right="100" w:firstLine="0" w:firstLineChars="0"/>
-              <w:rPr>
-                <w:rFonts w:ascii="Helvetica" w:hAnsi="Helvetica" w:eastAsia="Helvetica" w:cs="Helvetica"/>
-                <w:i w:val="false"/>
-                <w:b w:val="false"/>
-                <w:u w:val="none"/>
-                <w:sz w:val="22"/>
-                <w:szCs w:val="22"/>
-                <w:color w:val="000000"/>
-              </w:rPr>
-            </w:pPr>
-            <w:r>
-              <w:rPr>
-                <w:rFonts w:ascii="Helvetica" w:hAnsi="Helvetica" w:eastAsia="Helvetica" w:cs="Helvetica"/>
-                <w:i w:val="false"/>
-                <w:b w:val="false"/>
-                <w:u w:val="none"/>
-                <w:sz w:val="22"/>
-                <w:szCs w:val="22"/>
-                <w:color w:val="000000"/>
-              </w:rPr>
-              <w:t xml:space="preserve">0.004</w:t>
+              <w:t xml:space="preserve">12</w:t>
+            </w:r>
+          </w:p>
+        </w:tc>
+        <w:tc>
+          <w:tcPr>
+            <w:tcBorders>
+              <w:bottom w:val="none" w:sz="0" w:space="0" w:color="000000"/>
+              <w:top w:val="none" w:sz="0" w:space="0" w:color="000000"/>
+              <w:left w:val="none" w:sz="0" w:space="0" w:color="000000"/>
+              <w:right w:val="none" w:sz="0" w:space="0" w:color="000000"/>
+            </w:tcBorders>
+            <w:shd w:val="clear" w:color="auto" w:fill="FFFFFF"/>
+            <w:tcMar>
+              <w:top w:w="0" w:type="dxa"/>
+              <w:bottom w:w="0" w:type="dxa"/>
+              <w:left w:w="0" w:type="dxa"/>
+              <w:right w:w="0" w:type="dxa"/>
+            </w:tcMar>
+            <w:vAlign w:val="top"/>
+          </w:tcPr>
+          <w:p>
+            <w:pPr>
+              <w:pStyle w:val="Normal"/>
+              <w:jc w:val="center"/>
+              <w:pBdr>
+                <w:bottom w:val="none" w:sz="0" w:space="0" w:color="000000"/>
+                <w:top w:val="none" w:sz="0" w:space="0" w:color="000000"/>
+                <w:left w:val="none" w:sz="0" w:space="0" w:color="000000"/>
+                <w:right w:val="none" w:sz="0" w:space="0" w:color="000000"/>
+              </w:pBdr>
+              <w:spacing w:after="100" w:before="100" w:line="240"/>
+              <w:ind w:left="100" w:right="100" w:firstLine="0" w:firstLineChars="0"/>
+              <w:rPr>
+                <w:rFonts w:ascii="Helvetica" w:hAnsi="Helvetica" w:eastAsia="Helvetica" w:cs="Helvetica"/>
+                <w:i w:val="false"/>
+                <w:b w:val="false"/>
+                <w:u w:val="none"/>
+                <w:sz w:val="22"/>
+                <w:szCs w:val="22"/>
+                <w:color w:val="000000"/>
+              </w:rPr>
+            </w:pPr>
+            <w:r>
+              <w:rPr>
+                <w:rFonts w:ascii="Helvetica" w:hAnsi="Helvetica" w:eastAsia="Helvetica" w:cs="Helvetica"/>
+                <w:i w:val="false"/>
+                <w:b w:val="false"/>
+                <w:u w:val="none"/>
+                <w:sz w:val="22"/>
+                <w:szCs w:val="22"/>
+                <w:color w:val="000000"/>
+              </w:rPr>
+              <w:t xml:space="preserve">4.3, 19</w:t>
+            </w:r>
+          </w:p>
+        </w:tc>
+        <w:tc>
+          <w:tcPr>
+            <w:tcBorders>
+              <w:bottom w:val="none" w:sz="0" w:space="0" w:color="000000"/>
+              <w:top w:val="none" w:sz="0" w:space="0" w:color="000000"/>
+              <w:left w:val="none" w:sz="0" w:space="0" w:color="000000"/>
+              <w:right w:val="none" w:sz="0" w:space="0" w:color="000000"/>
+            </w:tcBorders>
+            <w:shd w:val="clear" w:color="auto" w:fill="FFFFFF"/>
+            <w:tcMar>
+              <w:top w:w="0" w:type="dxa"/>
+              <w:bottom w:w="0" w:type="dxa"/>
+              <w:left w:w="0" w:type="dxa"/>
+              <w:right w:w="0" w:type="dxa"/>
+            </w:tcMar>
+            <w:vAlign w:val="top"/>
+          </w:tcPr>
+          <w:p>
+            <w:pPr>
+              <w:pStyle w:val="Normal"/>
+              <w:jc w:val="center"/>
+              <w:pBdr>
+                <w:bottom w:val="none" w:sz="0" w:space="0" w:color="000000"/>
+                <w:top w:val="none" w:sz="0" w:space="0" w:color="000000"/>
+                <w:left w:val="none" w:sz="0" w:space="0" w:color="000000"/>
+                <w:right w:val="none" w:sz="0" w:space="0" w:color="000000"/>
+              </w:pBdr>
+              <w:spacing w:after="100" w:before="100" w:line="240"/>
+              <w:ind w:left="100" w:right="100" w:firstLine="0" w:firstLineChars="0"/>
+              <w:rPr>
+                <w:rFonts w:ascii="Helvetica" w:hAnsi="Helvetica" w:eastAsia="Helvetica" w:cs="Helvetica"/>
+                <w:i w:val="false"/>
+                <w:b w:val="false"/>
+                <w:u w:val="none"/>
+                <w:sz w:val="22"/>
+                <w:szCs w:val="22"/>
+                <w:color w:val="000000"/>
+              </w:rPr>
+            </w:pPr>
+            <w:r>
+              <w:rPr>
+                <w:rFonts w:ascii="Helvetica" w:hAnsi="Helvetica" w:eastAsia="Helvetica" w:cs="Helvetica"/>
+                <w:i w:val="false"/>
+                <w:b w:val="false"/>
+                <w:u w:val="none"/>
+                <w:sz w:val="22"/>
+                <w:szCs w:val="22"/>
+                <w:color w:val="000000"/>
+              </w:rPr>
+              <w:t xml:space="preserve">0.002</w:t>
             </w:r>
           </w:p>
         </w:tc>
@@ -14601,113 +14601,113 @@
                 <w:szCs w:val="22"/>
                 <w:color w:val="000000"/>
               </w:rPr>
-              <w:t xml:space="preserve">-0.08</w:t>
-            </w:r>
-          </w:p>
-        </w:tc>
-        <w:tc>
-          <w:tcPr>
-            <w:tcBorders>
-              <w:bottom w:val="none" w:sz="0" w:space="0" w:color="000000"/>
-              <w:top w:val="none" w:sz="0" w:space="0" w:color="000000"/>
-              <w:left w:val="none" w:sz="0" w:space="0" w:color="000000"/>
-              <w:right w:val="none" w:sz="0" w:space="0" w:color="000000"/>
-            </w:tcBorders>
-            <w:shd w:val="clear" w:color="auto" w:fill="FFFFFF"/>
-            <w:tcMar>
-              <w:top w:w="0" w:type="dxa"/>
-              <w:bottom w:w="0" w:type="dxa"/>
-              <w:left w:w="0" w:type="dxa"/>
-              <w:right w:w="0" w:type="dxa"/>
-            </w:tcMar>
-            <w:vAlign w:val="top"/>
-          </w:tcPr>
-          <w:p>
-            <w:pPr>
-              <w:pStyle w:val="Normal"/>
-              <w:jc w:val="center"/>
-              <w:pBdr>
-                <w:bottom w:val="none" w:sz="0" w:space="0" w:color="000000"/>
-                <w:top w:val="none" w:sz="0" w:space="0" w:color="000000"/>
-                <w:left w:val="none" w:sz="0" w:space="0" w:color="000000"/>
-                <w:right w:val="none" w:sz="0" w:space="0" w:color="000000"/>
-              </w:pBdr>
-              <w:spacing w:after="100" w:before="100" w:line="240"/>
-              <w:ind w:left="100" w:right="100" w:firstLine="0" w:firstLineChars="0"/>
-              <w:rPr>
-                <w:rFonts w:ascii="Helvetica" w:hAnsi="Helvetica" w:eastAsia="Helvetica" w:cs="Helvetica"/>
-                <w:i w:val="false"/>
-                <w:b w:val="false"/>
-                <w:u w:val="none"/>
-                <w:sz w:val="22"/>
-                <w:szCs w:val="22"/>
-                <w:color w:val="000000"/>
-              </w:rPr>
-            </w:pPr>
-            <w:r>
-              <w:rPr>
-                <w:rFonts w:ascii="Helvetica" w:hAnsi="Helvetica" w:eastAsia="Helvetica" w:cs="Helvetica"/>
-                <w:i w:val="false"/>
-                <w:b w:val="false"/>
-                <w:u w:val="none"/>
-                <w:sz w:val="22"/>
-                <w:szCs w:val="22"/>
-                <w:color w:val="000000"/>
-              </w:rPr>
-              <w:t xml:space="preserve">-29, 29</w:t>
-            </w:r>
-          </w:p>
-        </w:tc>
-        <w:tc>
-          <w:tcPr>
-            <w:tcBorders>
-              <w:bottom w:val="none" w:sz="0" w:space="0" w:color="000000"/>
-              <w:top w:val="none" w:sz="0" w:space="0" w:color="000000"/>
-              <w:left w:val="none" w:sz="0" w:space="0" w:color="000000"/>
-              <w:right w:val="none" w:sz="0" w:space="0" w:color="000000"/>
-            </w:tcBorders>
-            <w:shd w:val="clear" w:color="auto" w:fill="FFFFFF"/>
-            <w:tcMar>
-              <w:top w:w="0" w:type="dxa"/>
-              <w:bottom w:w="0" w:type="dxa"/>
-              <w:left w:w="0" w:type="dxa"/>
-              <w:right w:w="0" w:type="dxa"/>
-            </w:tcMar>
-            <w:vAlign w:val="top"/>
-          </w:tcPr>
-          <w:p>
-            <w:pPr>
-              <w:pStyle w:val="Normal"/>
-              <w:jc w:val="center"/>
-              <w:pBdr>
-                <w:bottom w:val="none" w:sz="0" w:space="0" w:color="000000"/>
-                <w:top w:val="none" w:sz="0" w:space="0" w:color="000000"/>
-                <w:left w:val="none" w:sz="0" w:space="0" w:color="000000"/>
-                <w:right w:val="none" w:sz="0" w:space="0" w:color="000000"/>
-              </w:pBdr>
-              <w:spacing w:after="100" w:before="100" w:line="240"/>
-              <w:ind w:left="100" w:right="100" w:firstLine="0" w:firstLineChars="0"/>
-              <w:rPr>
-                <w:rFonts w:ascii="Helvetica" w:hAnsi="Helvetica" w:eastAsia="Helvetica" w:cs="Helvetica"/>
-                <w:i w:val="false"/>
-                <w:b w:val="false"/>
-                <w:u w:val="none"/>
-                <w:sz w:val="22"/>
-                <w:szCs w:val="22"/>
-                <w:color w:val="000000"/>
-              </w:rPr>
-            </w:pPr>
-            <w:r>
-              <w:rPr>
-                <w:rFonts w:ascii="Helvetica" w:hAnsi="Helvetica" w:eastAsia="Helvetica" w:cs="Helvetica"/>
-                <w:i w:val="false"/>
-                <w:b w:val="false"/>
-                <w:u w:val="none"/>
-                <w:sz w:val="22"/>
-                <w:szCs w:val="22"/>
-                <w:color w:val="000000"/>
-              </w:rPr>
-              <w:t xml:space="preserve">0.996</w:t>
+              <w:t xml:space="preserve">0.35</w:t>
+            </w:r>
+          </w:p>
+        </w:tc>
+        <w:tc>
+          <w:tcPr>
+            <w:tcBorders>
+              <w:bottom w:val="none" w:sz="0" w:space="0" w:color="000000"/>
+              <w:top w:val="none" w:sz="0" w:space="0" w:color="000000"/>
+              <w:left w:val="none" w:sz="0" w:space="0" w:color="000000"/>
+              <w:right w:val="none" w:sz="0" w:space="0" w:color="000000"/>
+            </w:tcBorders>
+            <w:shd w:val="clear" w:color="auto" w:fill="FFFFFF"/>
+            <w:tcMar>
+              <w:top w:w="0" w:type="dxa"/>
+              <w:bottom w:w="0" w:type="dxa"/>
+              <w:left w:w="0" w:type="dxa"/>
+              <w:right w:w="0" w:type="dxa"/>
+            </w:tcMar>
+            <w:vAlign w:val="top"/>
+          </w:tcPr>
+          <w:p>
+            <w:pPr>
+              <w:pStyle w:val="Normal"/>
+              <w:jc w:val="center"/>
+              <w:pBdr>
+                <w:bottom w:val="none" w:sz="0" w:space="0" w:color="000000"/>
+                <w:top w:val="none" w:sz="0" w:space="0" w:color="000000"/>
+                <w:left w:val="none" w:sz="0" w:space="0" w:color="000000"/>
+                <w:right w:val="none" w:sz="0" w:space="0" w:color="000000"/>
+              </w:pBdr>
+              <w:spacing w:after="100" w:before="100" w:line="240"/>
+              <w:ind w:left="100" w:right="100" w:firstLine="0" w:firstLineChars="0"/>
+              <w:rPr>
+                <w:rFonts w:ascii="Helvetica" w:hAnsi="Helvetica" w:eastAsia="Helvetica" w:cs="Helvetica"/>
+                <w:i w:val="false"/>
+                <w:b w:val="false"/>
+                <w:u w:val="none"/>
+                <w:sz w:val="22"/>
+                <w:szCs w:val="22"/>
+                <w:color w:val="000000"/>
+              </w:rPr>
+            </w:pPr>
+            <w:r>
+              <w:rPr>
+                <w:rFonts w:ascii="Helvetica" w:hAnsi="Helvetica" w:eastAsia="Helvetica" w:cs="Helvetica"/>
+                <w:i w:val="false"/>
+                <w:b w:val="false"/>
+                <w:u w:val="none"/>
+                <w:sz w:val="22"/>
+                <w:szCs w:val="22"/>
+                <w:color w:val="000000"/>
+              </w:rPr>
+              <w:t xml:space="preserve">-28, 29</w:t>
+            </w:r>
+          </w:p>
+        </w:tc>
+        <w:tc>
+          <w:tcPr>
+            <w:tcBorders>
+              <w:bottom w:val="none" w:sz="0" w:space="0" w:color="000000"/>
+              <w:top w:val="none" w:sz="0" w:space="0" w:color="000000"/>
+              <w:left w:val="none" w:sz="0" w:space="0" w:color="000000"/>
+              <w:right w:val="none" w:sz="0" w:space="0" w:color="000000"/>
+            </w:tcBorders>
+            <w:shd w:val="clear" w:color="auto" w:fill="FFFFFF"/>
+            <w:tcMar>
+              <w:top w:w="0" w:type="dxa"/>
+              <w:bottom w:w="0" w:type="dxa"/>
+              <w:left w:w="0" w:type="dxa"/>
+              <w:right w:w="0" w:type="dxa"/>
+            </w:tcMar>
+            <w:vAlign w:val="top"/>
+          </w:tcPr>
+          <w:p>
+            <w:pPr>
+              <w:pStyle w:val="Normal"/>
+              <w:jc w:val="center"/>
+              <w:pBdr>
+                <w:bottom w:val="none" w:sz="0" w:space="0" w:color="000000"/>
+                <w:top w:val="none" w:sz="0" w:space="0" w:color="000000"/>
+                <w:left w:val="none" w:sz="0" w:space="0" w:color="000000"/>
+                <w:right w:val="none" w:sz="0" w:space="0" w:color="000000"/>
+              </w:pBdr>
+              <w:spacing w:after="100" w:before="100" w:line="240"/>
+              <w:ind w:left="100" w:right="100" w:firstLine="0" w:firstLineChars="0"/>
+              <w:rPr>
+                <w:rFonts w:ascii="Helvetica" w:hAnsi="Helvetica" w:eastAsia="Helvetica" w:cs="Helvetica"/>
+                <w:i w:val="false"/>
+                <w:b w:val="false"/>
+                <w:u w:val="none"/>
+                <w:sz w:val="22"/>
+                <w:szCs w:val="22"/>
+                <w:color w:val="000000"/>
+              </w:rPr>
+            </w:pPr>
+            <w:r>
+              <w:rPr>
+                <w:rFonts w:ascii="Helvetica" w:hAnsi="Helvetica" w:eastAsia="Helvetica" w:cs="Helvetica"/>
+                <w:i w:val="false"/>
+                <w:b w:val="false"/>
+                <w:u w:val="none"/>
+                <w:sz w:val="22"/>
+                <w:szCs w:val="22"/>
+                <w:color w:val="000000"/>
+              </w:rPr>
+              <w:t xml:space="preserve">0.981</w:t>
             </w:r>
           </w:p>
         </w:tc>
@@ -15084,120 +15084,120 @@
                 <w:szCs w:val="22"/>
                 <w:color w:val="000000"/>
               </w:rPr>
-              <w:t xml:space="preserve">-2.0</w:t>
-            </w:r>
-          </w:p>
-        </w:tc>
-        <w:tc>
-          <w:tcPr>
-            <w:tcBorders>
-              <w:bottom w:val="none" w:sz="0" w:space="0" w:color="000000"/>
-              <w:top w:val="none" w:sz="0" w:space="0" w:color="000000"/>
-              <w:left w:val="none" w:sz="0" w:space="0" w:color="000000"/>
-              <w:right w:val="none" w:sz="0" w:space="0" w:color="000000"/>
-            </w:tcBorders>
-            <w:shd w:val="clear" w:color="auto" w:fill="FFFFFF"/>
-            <w:tcMar>
-              <w:top w:w="0" w:type="dxa"/>
-              <w:bottom w:w="0" w:type="dxa"/>
-              <w:left w:w="0" w:type="dxa"/>
-              <w:right w:w="0" w:type="dxa"/>
-            </w:tcMar>
-            <w:vAlign w:val="top"/>
-          </w:tcPr>
-          <w:p>
-            <w:pPr>
-              <w:pStyle w:val="Normal"/>
-              <w:jc w:val="center"/>
-              <w:pBdr>
-                <w:bottom w:val="none" w:sz="0" w:space="0" w:color="000000"/>
-                <w:top w:val="none" w:sz="0" w:space="0" w:color="000000"/>
-                <w:left w:val="none" w:sz="0" w:space="0" w:color="000000"/>
-                <w:right w:val="none" w:sz="0" w:space="0" w:color="000000"/>
-              </w:pBdr>
-              <w:spacing w:after="100" w:before="100" w:line="240"/>
-              <w:ind w:left="100" w:right="100" w:firstLine="0" w:firstLineChars="0"/>
-              <w:rPr>
-                <w:rFonts w:ascii="Helvetica" w:hAnsi="Helvetica" w:eastAsia="Helvetica" w:cs="Helvetica"/>
-                <w:i w:val="false"/>
-                <w:b w:val="false"/>
-                <w:u w:val="none"/>
-                <w:sz w:val="22"/>
-                <w:szCs w:val="22"/>
-                <w:color w:val="000000"/>
-              </w:rPr>
-            </w:pPr>
-            <w:r>
-              <w:rPr>
-                <w:rFonts w:ascii="Helvetica" w:hAnsi="Helvetica" w:eastAsia="Helvetica" w:cs="Helvetica"/>
-                <w:i w:val="false"/>
-                <w:b w:val="false"/>
-                <w:u w:val="none"/>
-                <w:sz w:val="22"/>
-                <w:szCs w:val="22"/>
-                <w:color w:val="000000"/>
-              </w:rPr>
-              <w:t xml:space="preserve">-9.0, 4.9</w:t>
-            </w:r>
-          </w:p>
-        </w:tc>
-        <w:tc>
-          <w:tcPr>
-            <w:tcBorders>
-              <w:bottom w:val="none" w:sz="0" w:space="0" w:color="000000"/>
-              <w:top w:val="none" w:sz="0" w:space="0" w:color="000000"/>
-              <w:left w:val="none" w:sz="0" w:space="0" w:color="000000"/>
-              <w:right w:val="none" w:sz="0" w:space="0" w:color="000000"/>
-            </w:tcBorders>
-            <w:shd w:val="clear" w:color="auto" w:fill="FFFFFF"/>
-            <w:tcMar>
-              <w:top w:w="0" w:type="dxa"/>
-              <w:bottom w:w="0" w:type="dxa"/>
-              <w:left w:w="0" w:type="dxa"/>
-              <w:right w:w="0" w:type="dxa"/>
-            </w:tcMar>
-            <w:vAlign w:val="top"/>
-          </w:tcPr>
-          <w:p>
-            <w:pPr>
-              <w:pStyle w:val="Normal"/>
-              <w:jc w:val="center"/>
-              <w:pBdr>
-                <w:bottom w:val="none" w:sz="0" w:space="0" w:color="000000"/>
-                <w:top w:val="none" w:sz="0" w:space="0" w:color="000000"/>
-                <w:left w:val="none" w:sz="0" w:space="0" w:color="000000"/>
-                <w:right w:val="none" w:sz="0" w:space="0" w:color="000000"/>
-              </w:pBdr>
-              <w:spacing w:after="100" w:before="100" w:line="240"/>
-              <w:ind w:left="100" w:right="100" w:firstLine="0" w:firstLineChars="0"/>
-              <w:rPr>
-                <w:rFonts w:ascii="Helvetica" w:hAnsi="Helvetica" w:eastAsia="Helvetica" w:cs="Helvetica"/>
-                <w:i w:val="false"/>
-                <w:b w:val="false"/>
-                <w:u w:val="none"/>
-                <w:sz w:val="22"/>
-                <w:szCs w:val="22"/>
-                <w:color w:val="000000"/>
-              </w:rPr>
-            </w:pPr>
-            <w:r>
-              <w:rPr>
-                <w:rFonts w:ascii="Helvetica" w:hAnsi="Helvetica" w:eastAsia="Helvetica" w:cs="Helvetica"/>
-                <w:i w:val="false"/>
-                <w:b w:val="false"/>
-                <w:u w:val="none"/>
-                <w:sz w:val="22"/>
-                <w:szCs w:val="22"/>
-                <w:color w:val="000000"/>
-              </w:rPr>
-              <w:t xml:space="preserve">0.561</w:t>
+              <w:t xml:space="preserve">-1.4</w:t>
+            </w:r>
+          </w:p>
+        </w:tc>
+        <w:tc>
+          <w:tcPr>
+            <w:tcBorders>
+              <w:bottom w:val="none" w:sz="0" w:space="0" w:color="000000"/>
+              <w:top w:val="none" w:sz="0" w:space="0" w:color="000000"/>
+              <w:left w:val="none" w:sz="0" w:space="0" w:color="000000"/>
+              <w:right w:val="none" w:sz="0" w:space="0" w:color="000000"/>
+            </w:tcBorders>
+            <w:shd w:val="clear" w:color="auto" w:fill="FFFFFF"/>
+            <w:tcMar>
+              <w:top w:w="0" w:type="dxa"/>
+              <w:bottom w:w="0" w:type="dxa"/>
+              <w:left w:w="0" w:type="dxa"/>
+              <w:right w:w="0" w:type="dxa"/>
+            </w:tcMar>
+            <w:vAlign w:val="top"/>
+          </w:tcPr>
+          <w:p>
+            <w:pPr>
+              <w:pStyle w:val="Normal"/>
+              <w:jc w:val="center"/>
+              <w:pBdr>
+                <w:bottom w:val="none" w:sz="0" w:space="0" w:color="000000"/>
+                <w:top w:val="none" w:sz="0" w:space="0" w:color="000000"/>
+                <w:left w:val="none" w:sz="0" w:space="0" w:color="000000"/>
+                <w:right w:val="none" w:sz="0" w:space="0" w:color="000000"/>
+              </w:pBdr>
+              <w:spacing w:after="100" w:before="100" w:line="240"/>
+              <w:ind w:left="100" w:right="100" w:firstLine="0" w:firstLineChars="0"/>
+              <w:rPr>
+                <w:rFonts w:ascii="Helvetica" w:hAnsi="Helvetica" w:eastAsia="Helvetica" w:cs="Helvetica"/>
+                <w:i w:val="false"/>
+                <w:b w:val="false"/>
+                <w:u w:val="none"/>
+                <w:sz w:val="22"/>
+                <w:szCs w:val="22"/>
+                <w:color w:val="000000"/>
+              </w:rPr>
+            </w:pPr>
+            <w:r>
+              <w:rPr>
+                <w:rFonts w:ascii="Helvetica" w:hAnsi="Helvetica" w:eastAsia="Helvetica" w:cs="Helvetica"/>
+                <w:i w:val="false"/>
+                <w:b w:val="false"/>
+                <w:u w:val="none"/>
+                <w:sz w:val="22"/>
+                <w:szCs w:val="22"/>
+                <w:color w:val="000000"/>
+              </w:rPr>
+              <w:t xml:space="preserve">-8.3, 5.4</w:t>
+            </w:r>
+          </w:p>
+        </w:tc>
+        <w:tc>
+          <w:tcPr>
+            <w:tcBorders>
+              <w:bottom w:val="none" w:sz="0" w:space="0" w:color="000000"/>
+              <w:top w:val="none" w:sz="0" w:space="0" w:color="000000"/>
+              <w:left w:val="none" w:sz="0" w:space="0" w:color="000000"/>
+              <w:right w:val="none" w:sz="0" w:space="0" w:color="000000"/>
+            </w:tcBorders>
+            <w:shd w:val="clear" w:color="auto" w:fill="FFFFFF"/>
+            <w:tcMar>
+              <w:top w:w="0" w:type="dxa"/>
+              <w:bottom w:w="0" w:type="dxa"/>
+              <w:left w:w="0" w:type="dxa"/>
+              <w:right w:w="0" w:type="dxa"/>
+            </w:tcMar>
+            <w:vAlign w:val="top"/>
+          </w:tcPr>
+          <w:p>
+            <w:pPr>
+              <w:pStyle w:val="Normal"/>
+              <w:jc w:val="center"/>
+              <w:pBdr>
+                <w:bottom w:val="none" w:sz="0" w:space="0" w:color="000000"/>
+                <w:top w:val="none" w:sz="0" w:space="0" w:color="000000"/>
+                <w:left w:val="none" w:sz="0" w:space="0" w:color="000000"/>
+                <w:right w:val="none" w:sz="0" w:space="0" w:color="000000"/>
+              </w:pBdr>
+              <w:spacing w:after="100" w:before="100" w:line="240"/>
+              <w:ind w:left="100" w:right="100" w:firstLine="0" w:firstLineChars="0"/>
+              <w:rPr>
+                <w:rFonts w:ascii="Helvetica" w:hAnsi="Helvetica" w:eastAsia="Helvetica" w:cs="Helvetica"/>
+                <w:i w:val="false"/>
+                <w:b w:val="false"/>
+                <w:u w:val="none"/>
+                <w:sz w:val="22"/>
+                <w:szCs w:val="22"/>
+                <w:color w:val="000000"/>
+              </w:rPr>
+            </w:pPr>
+            <w:r>
+              <w:rPr>
+                <w:rFonts w:ascii="Helvetica" w:hAnsi="Helvetica" w:eastAsia="Helvetica" w:cs="Helvetica"/>
+                <w:i w:val="false"/>
+                <w:b w:val="false"/>
+                <w:u w:val="none"/>
+                <w:sz w:val="22"/>
+                <w:szCs w:val="22"/>
+                <w:color w:val="000000"/>
+              </w:rPr>
+              <w:t xml:space="preserve">0.679</w:t>
             </w:r>
           </w:p>
         </w:tc>
       </w:tr>
       <w:tr>
         <w:trPr>
-          <w:trHeight w:val="598" w:hRule="auto"/>
+          <w:trHeight w:val="619" w:hRule="auto"/>
         </w:trPr>
         body31
         <w:tc>
@@ -15249,7 +15249,7 @@
                 <w:szCs w:val="22"/>
                 <w:color w:val="000000"/>
               </w:rPr>
-              <w:t xml:space="preserve">cockcroft</w:t>
+              <w:t xml:space="preserve">ckd_epi_gfr_cre_cys</w:t>
             </w:r>
           </w:p>
         </w:tc>
@@ -15355,7 +15355,7 @@
                 <w:szCs w:val="22"/>
                 <w:color w:val="000000"/>
               </w:rPr>
-              <w:t xml:space="preserve">-0.14</w:t>
+              <w:t xml:space="preserve">-0.10</w:t>
             </w:r>
           </w:p>
         </w:tc>
@@ -15408,7 +15408,7 @@
                 <w:szCs w:val="22"/>
                 <w:color w:val="000000"/>
               </w:rPr>
-              <w:t xml:space="preserve">-0.22, -0.06</w:t>
+              <w:t xml:space="preserve">-0.21, 0.02</w:t>
             </w:r>
           </w:p>
         </w:tc>
@@ -15461,7 +15461,7 @@
                 <w:szCs w:val="22"/>
                 <w:color w:val="000000"/>
               </w:rPr>
-              <w:t xml:space="preserve">&lt;0.001</w:t>
+              <w:t xml:space="preserve">0.101</w:t>
             </w:r>
           </w:p>
         </w:tc>
@@ -15567,7 +15567,7 @@
                 <w:szCs w:val="22"/>
                 <w:color w:val="000000"/>
               </w:rPr>
-              <w:t xml:space="preserve">-0.14</w:t>
+              <w:t xml:space="preserve">-0.18</w:t>
             </w:r>
           </w:p>
         </w:tc>
@@ -15620,7 +15620,7 @@
                 <w:szCs w:val="22"/>
                 <w:color w:val="000000"/>
               </w:rPr>
-              <w:t xml:space="preserve">-0.27, -0.01</w:t>
+              <w:t xml:space="preserve">-0.34, -0.02</w:t>
             </w:r>
           </w:p>
         </w:tc>
